--- a/舞萌机台排队通用管理办法 - 2 - 易读格式.docx
+++ b/舞萌机台排队通用管理办法 - 2 - 易读格式.docx
@@ -100,25 +100,45 @@
           <w:szCs w:val="32"/>
           <w:lang w:eastAsia="zh-CN"/>
         </w:rPr>
-        <w:t>第二</w:t>
-      </w:r>
-      <w:proofErr w:type="gramStart"/>
+        <w:t>第二章  术　　语</w:t>
+      </w:r>
+    </w:p>
+    <w:p>
+      <w:pPr>
+        <w:spacing w:after="0" w:line="580" w:lineRule="exact"/>
+        <w:ind w:firstLineChars="200" w:firstLine="640"/>
+        <w:rPr>
+          <w:rFonts w:eastAsia="宋体" w:hint="eastAsia"/>
+          <w:szCs w:val="32"/>
+          <w:lang w:eastAsia="zh-CN"/>
+        </w:rPr>
+      </w:pPr>
       <w:r>
         <w:rPr>
           <w:rFonts w:ascii="楷体_GB2312" w:eastAsia="楷体_GB2312" w:hAnsi="楷体_GB2312"/>
           <w:szCs w:val="32"/>
           <w:lang w:eastAsia="zh-CN"/>
         </w:rPr>
-        <w:t xml:space="preserve">章  术　　</w:t>
-      </w:r>
-      <w:proofErr w:type="gramEnd"/>
+        <w:t>第三章  排队资格与游玩资格</w:t>
+      </w:r>
+    </w:p>
+    <w:p>
+      <w:pPr>
+        <w:spacing w:after="0" w:line="580" w:lineRule="exact"/>
+        <w:ind w:firstLineChars="200" w:firstLine="640"/>
+        <w:rPr>
+          <w:rFonts w:eastAsia="宋体" w:hint="eastAsia"/>
+          <w:szCs w:val="32"/>
+          <w:lang w:eastAsia="zh-CN"/>
+        </w:rPr>
+      </w:pPr>
       <w:r>
         <w:rPr>
           <w:rFonts w:ascii="楷体_GB2312" w:eastAsia="楷体_GB2312" w:hAnsi="楷体_GB2312"/>
           <w:szCs w:val="32"/>
           <w:lang w:eastAsia="zh-CN"/>
         </w:rPr>
-        <w:t>语</w:t>
+        <w:t>第四章  共同记忆排队</w:t>
       </w:r>
     </w:p>
     <w:p>
@@ -137,25 +157,45 @@
           <w:szCs w:val="32"/>
           <w:lang w:eastAsia="zh-CN"/>
         </w:rPr>
-        <w:t>第三</w:t>
-      </w:r>
-      <w:proofErr w:type="gramStart"/>
+        <w:t>第五章  登记排队</w:t>
+      </w:r>
+    </w:p>
+    <w:p>
+      <w:pPr>
+        <w:spacing w:after="0" w:line="580" w:lineRule="exact"/>
+        <w:ind w:firstLineChars="200" w:firstLine="640"/>
+        <w:rPr>
+          <w:rFonts w:eastAsia="宋体" w:hint="eastAsia"/>
+          <w:szCs w:val="32"/>
+          <w:lang w:eastAsia="zh-CN"/>
+        </w:rPr>
+      </w:pPr>
       <w:r>
         <w:rPr>
           <w:rFonts w:ascii="楷体_GB2312" w:eastAsia="楷体_GB2312" w:hAnsi="楷体_GB2312"/>
           <w:szCs w:val="32"/>
           <w:lang w:eastAsia="zh-CN"/>
         </w:rPr>
-        <w:t>章  排队</w:t>
-      </w:r>
-      <w:proofErr w:type="gramEnd"/>
+        <w:t>第六章  单人游玩与共同游玩</w:t>
+      </w:r>
+    </w:p>
+    <w:p>
+      <w:pPr>
+        <w:spacing w:after="0" w:line="580" w:lineRule="exact"/>
+        <w:ind w:firstLineChars="200" w:firstLine="640"/>
+        <w:rPr>
+          <w:rFonts w:eastAsia="宋体" w:hint="eastAsia"/>
+          <w:szCs w:val="32"/>
+          <w:lang w:eastAsia="zh-CN"/>
+        </w:rPr>
+      </w:pPr>
       <w:r>
         <w:rPr>
           <w:rFonts w:ascii="楷体_GB2312" w:eastAsia="楷体_GB2312" w:hAnsi="楷体_GB2312"/>
           <w:szCs w:val="32"/>
           <w:lang w:eastAsia="zh-CN"/>
         </w:rPr>
-        <w:t>资格与游玩资格</w:t>
+        <w:t>第七章  游玩完成、顺序变化与登记调整</w:t>
       </w:r>
     </w:p>
     <w:p>
@@ -174,25 +214,45 @@
           <w:szCs w:val="32"/>
           <w:lang w:eastAsia="zh-CN"/>
         </w:rPr>
-        <w:t>第四</w:t>
-      </w:r>
-      <w:proofErr w:type="gramStart"/>
+        <w:t>第八章  排队方式启用与转换</w:t>
+      </w:r>
+    </w:p>
+    <w:p>
+      <w:pPr>
+        <w:spacing w:after="0" w:line="580" w:lineRule="exact"/>
+        <w:ind w:firstLineChars="200" w:firstLine="640"/>
+        <w:rPr>
+          <w:rFonts w:eastAsia="宋体" w:hint="eastAsia"/>
+          <w:szCs w:val="32"/>
+          <w:lang w:eastAsia="zh-CN"/>
+        </w:rPr>
+      </w:pPr>
       <w:r>
         <w:rPr>
           <w:rFonts w:ascii="楷体_GB2312" w:eastAsia="楷体_GB2312" w:hAnsi="楷体_GB2312"/>
           <w:szCs w:val="32"/>
           <w:lang w:eastAsia="zh-CN"/>
         </w:rPr>
-        <w:t>章  共同</w:t>
-      </w:r>
-      <w:proofErr w:type="gramEnd"/>
+        <w:t>第九章  多机台与跨机台排队</w:t>
+      </w:r>
+    </w:p>
+    <w:p>
+      <w:pPr>
+        <w:spacing w:after="0" w:line="580" w:lineRule="exact"/>
+        <w:ind w:firstLineChars="200" w:firstLine="640"/>
+        <w:rPr>
+          <w:rFonts w:eastAsia="宋体" w:hint="eastAsia"/>
+          <w:szCs w:val="32"/>
+          <w:lang w:eastAsia="zh-CN"/>
+        </w:rPr>
+      </w:pPr>
       <w:r>
         <w:rPr>
           <w:rFonts w:ascii="楷体_GB2312" w:eastAsia="楷体_GB2312" w:hAnsi="楷体_GB2312"/>
           <w:szCs w:val="32"/>
           <w:lang w:eastAsia="zh-CN"/>
         </w:rPr>
-        <w:t>记忆排队</w:t>
+        <w:t>第十章  争议处理</w:t>
       </w:r>
     </w:p>
     <w:p>
@@ -200,7 +260,7 @@
         <w:spacing w:after="0" w:line="580" w:lineRule="exact"/>
         <w:ind w:firstLineChars="200" w:firstLine="640"/>
         <w:rPr>
-          <w:rFonts w:eastAsia="宋体" w:hint="eastAsia"/>
+          <w:rFonts w:ascii="楷体_GB2312" w:eastAsia="楷体_GB2312" w:hAnsi="楷体_GB2312" w:hint="eastAsia"/>
           <w:szCs w:val="32"/>
           <w:lang w:eastAsia="zh-CN"/>
         </w:rPr>
@@ -211,282 +271,321 @@
           <w:szCs w:val="32"/>
           <w:lang w:eastAsia="zh-CN"/>
         </w:rPr>
-        <w:t>第五章  登记排队</w:t>
+        <w:t>第十一章  附　　则</w:t>
       </w:r>
     </w:p>
     <w:p>
       <w:pPr>
-        <w:spacing w:after="0" w:line="580" w:lineRule="exact"/>
-        <w:ind w:firstLineChars="200" w:firstLine="640"/>
-        <w:rPr>
-          <w:rFonts w:eastAsia="宋体" w:hint="eastAsia"/>
+        <w:spacing w:line="240" w:lineRule="auto"/>
+        <w:jc w:val="center"/>
+        <w:rPr>
+          <w:rFonts w:ascii="楷体_GB2312" w:eastAsia="楷体_GB2312" w:hAnsi="楷体_GB2312" w:hint="eastAsia"/>
           <w:szCs w:val="32"/>
           <w:lang w:eastAsia="zh-CN"/>
         </w:rPr>
       </w:pPr>
       <w:r>
         <w:rPr>
-          <w:rFonts w:ascii="楷体_GB2312" w:eastAsia="楷体_GB2312" w:hAnsi="楷体_GB2312"/>
+          <w:rFonts w:ascii="楷体_GB2312" w:eastAsia="楷体_GB2312" w:hAnsi="楷体_GB2312" w:hint="eastAsia"/>
           <w:szCs w:val="32"/>
           <w:lang w:eastAsia="zh-CN"/>
         </w:rPr>
-        <w:t>第六</w:t>
-      </w:r>
-      <w:proofErr w:type="gramStart"/>
-      <w:r>
-        <w:rPr>
-          <w:rFonts w:ascii="楷体_GB2312" w:eastAsia="楷体_GB2312" w:hAnsi="楷体_GB2312"/>
-          <w:szCs w:val="32"/>
-          <w:lang w:eastAsia="zh-CN"/>
-        </w:rPr>
-        <w:t>章  单人</w:t>
-      </w:r>
-      <w:proofErr w:type="gramEnd"/>
-      <w:r>
-        <w:rPr>
-          <w:rFonts w:ascii="楷体_GB2312" w:eastAsia="楷体_GB2312" w:hAnsi="楷体_GB2312"/>
-          <w:szCs w:val="32"/>
-          <w:lang w:eastAsia="zh-CN"/>
-        </w:rPr>
-        <w:t>游玩与共同游玩</w:t>
+        <w:br w:type="page"/>
+      </w:r>
+      <w:r>
+        <w:rPr>
+          <w:rFonts w:ascii="黑体" w:eastAsia="黑体" w:hAnsi="黑体"/>
+          <w:sz w:val="28"/>
+          <w:szCs w:val="28"/>
+          <w:lang w:eastAsia="zh-CN"/>
+        </w:rPr>
+        <w:lastRenderedPageBreak/>
+        <w:t>第一章  总　　则</w:t>
       </w:r>
     </w:p>
     <w:p>
       <w:pPr>
-        <w:spacing w:after="0" w:line="580" w:lineRule="exact"/>
-        <w:ind w:firstLineChars="200" w:firstLine="640"/>
+        <w:spacing w:after="0" w:line="240" w:lineRule="auto"/>
+        <w:ind w:firstLineChars="200" w:firstLine="480"/>
         <w:rPr>
           <w:rFonts w:eastAsia="宋体" w:hint="eastAsia"/>
-          <w:szCs w:val="32"/>
-          <w:lang w:eastAsia="zh-CN"/>
-        </w:rPr>
-      </w:pPr>
-      <w:r>
-        <w:rPr>
-          <w:rFonts w:ascii="楷体_GB2312" w:eastAsia="楷体_GB2312" w:hAnsi="楷体_GB2312"/>
-          <w:szCs w:val="32"/>
-          <w:lang w:eastAsia="zh-CN"/>
-        </w:rPr>
-        <w:t>第七</w:t>
+          <w:sz w:val="24"/>
+          <w:szCs w:val="24"/>
+          <w:lang w:eastAsia="zh-CN"/>
+        </w:rPr>
+      </w:pPr>
+      <w:r>
+        <w:rPr>
+          <w:rFonts w:ascii="黑体" w:eastAsia="黑体" w:hAnsi="黑体"/>
+          <w:sz w:val="24"/>
+          <w:szCs w:val="24"/>
+          <w:lang w:eastAsia="zh-CN"/>
+        </w:rPr>
+        <w:t>第一</w:t>
       </w:r>
       <w:proofErr w:type="gramStart"/>
       <w:r>
         <w:rPr>
-          <w:rFonts w:ascii="楷体_GB2312" w:eastAsia="楷体_GB2312" w:hAnsi="楷体_GB2312"/>
-          <w:szCs w:val="32"/>
-          <w:lang w:eastAsia="zh-CN"/>
-        </w:rPr>
-        <w:t>章  游玩</w:t>
+          <w:rFonts w:ascii="黑体" w:eastAsia="黑体" w:hAnsi="黑体"/>
+          <w:sz w:val="24"/>
+          <w:szCs w:val="24"/>
+          <w:lang w:eastAsia="zh-CN"/>
+        </w:rPr>
+        <w:t>条</w:t>
+      </w:r>
+      <w:r>
+        <w:rPr>
+          <w:rFonts w:eastAsia="宋体"/>
+          <w:sz w:val="24"/>
+          <w:szCs w:val="24"/>
+          <w:lang w:eastAsia="zh-CN"/>
+        </w:rPr>
+        <w:t xml:space="preserve">　为</w:t>
       </w:r>
       <w:proofErr w:type="gramEnd"/>
       <w:r>
         <w:rPr>
-          <w:rFonts w:ascii="楷体_GB2312" w:eastAsia="楷体_GB2312" w:hAnsi="楷体_GB2312"/>
-          <w:szCs w:val="32"/>
-          <w:lang w:eastAsia="zh-CN"/>
-        </w:rPr>
-        <w:t>完成、顺序变化与登记调整</w:t>
+          <w:rFonts w:eastAsia="宋体"/>
+          <w:sz w:val="24"/>
+          <w:szCs w:val="24"/>
+          <w:lang w:eastAsia="zh-CN"/>
+        </w:rPr>
+        <w:t>规范舞萌机台排队秩序，明确玩家取得、保持、行使和消灭排队资格、游玩资格的规则，保障玩家公平、有序使用舞萌机台，减少排队及游玩过程中的争议，制定本办法。</w:t>
       </w:r>
     </w:p>
     <w:p>
       <w:pPr>
-        <w:spacing w:after="0" w:line="580" w:lineRule="exact"/>
-        <w:ind w:firstLineChars="200" w:firstLine="640"/>
+        <w:spacing w:after="0" w:line="240" w:lineRule="auto"/>
+        <w:ind w:firstLineChars="200" w:firstLine="480"/>
         <w:rPr>
           <w:rFonts w:eastAsia="宋体" w:hint="eastAsia"/>
-          <w:szCs w:val="32"/>
-          <w:lang w:eastAsia="zh-CN"/>
-        </w:rPr>
-      </w:pPr>
-      <w:r>
-        <w:rPr>
-          <w:rFonts w:ascii="楷体_GB2312" w:eastAsia="楷体_GB2312" w:hAnsi="楷体_GB2312"/>
-          <w:szCs w:val="32"/>
-          <w:lang w:eastAsia="zh-CN"/>
-        </w:rPr>
-        <w:t>第八</w:t>
+          <w:sz w:val="24"/>
+          <w:szCs w:val="24"/>
+          <w:lang w:eastAsia="zh-CN"/>
+        </w:rPr>
+      </w:pPr>
+      <w:r>
+        <w:rPr>
+          <w:rFonts w:ascii="黑体" w:eastAsia="黑体" w:hAnsi="黑体"/>
+          <w:sz w:val="24"/>
+          <w:szCs w:val="24"/>
+          <w:lang w:eastAsia="zh-CN"/>
+        </w:rPr>
+        <w:t>第二</w:t>
       </w:r>
       <w:proofErr w:type="gramStart"/>
       <w:r>
         <w:rPr>
-          <w:rFonts w:ascii="楷体_GB2312" w:eastAsia="楷体_GB2312" w:hAnsi="楷体_GB2312"/>
-          <w:szCs w:val="32"/>
-          <w:lang w:eastAsia="zh-CN"/>
-        </w:rPr>
-        <w:t>章  排队</w:t>
+          <w:rFonts w:ascii="黑体" w:eastAsia="黑体" w:hAnsi="黑体"/>
+          <w:sz w:val="24"/>
+          <w:szCs w:val="24"/>
+          <w:lang w:eastAsia="zh-CN"/>
+        </w:rPr>
+        <w:t>条</w:t>
+      </w:r>
+      <w:r>
+        <w:rPr>
+          <w:rFonts w:eastAsia="宋体"/>
+          <w:sz w:val="24"/>
+          <w:szCs w:val="24"/>
+          <w:lang w:eastAsia="zh-CN"/>
+        </w:rPr>
+        <w:t xml:space="preserve">　本</w:t>
       </w:r>
       <w:proofErr w:type="gramEnd"/>
       <w:r>
         <w:rPr>
-          <w:rFonts w:ascii="楷体_GB2312" w:eastAsia="楷体_GB2312" w:hAnsi="楷体_GB2312"/>
-          <w:szCs w:val="32"/>
-          <w:lang w:eastAsia="zh-CN"/>
-        </w:rPr>
-        <w:t>方式启用与转换</w:t>
+          <w:rFonts w:eastAsia="宋体"/>
+          <w:sz w:val="24"/>
+          <w:szCs w:val="24"/>
+          <w:lang w:eastAsia="zh-CN"/>
+        </w:rPr>
+        <w:t>办法适用于舞萌机台使用过程中发生的共同记忆排队、登记排队、单人游玩、共同游玩、暂时离开、放弃本次游玩机会、退出排队、跨机台排队、排队方式转换以及排队争议处理等事项。</w:t>
       </w:r>
     </w:p>
     <w:p>
       <w:pPr>
-        <w:spacing w:after="0" w:line="580" w:lineRule="exact"/>
-        <w:ind w:firstLineChars="200" w:firstLine="640"/>
+        <w:spacing w:after="0" w:line="240" w:lineRule="auto"/>
+        <w:ind w:firstLineChars="200" w:firstLine="480"/>
         <w:rPr>
           <w:rFonts w:eastAsia="宋体" w:hint="eastAsia"/>
-          <w:szCs w:val="32"/>
-          <w:lang w:eastAsia="zh-CN"/>
-        </w:rPr>
-      </w:pPr>
-      <w:r>
-        <w:rPr>
-          <w:rFonts w:ascii="楷体_GB2312" w:eastAsia="楷体_GB2312" w:hAnsi="楷体_GB2312"/>
-          <w:szCs w:val="32"/>
-          <w:lang w:eastAsia="zh-CN"/>
-        </w:rPr>
-        <w:t>第九</w:t>
+          <w:sz w:val="24"/>
+          <w:szCs w:val="24"/>
+          <w:lang w:eastAsia="zh-CN"/>
+        </w:rPr>
+      </w:pPr>
+      <w:r>
+        <w:rPr>
+          <w:rFonts w:ascii="黑体" w:eastAsia="黑体" w:hAnsi="黑体"/>
+          <w:sz w:val="24"/>
+          <w:szCs w:val="24"/>
+          <w:lang w:eastAsia="zh-CN"/>
+        </w:rPr>
+        <w:t>第三</w:t>
       </w:r>
       <w:proofErr w:type="gramStart"/>
       <w:r>
         <w:rPr>
-          <w:rFonts w:ascii="楷体_GB2312" w:eastAsia="楷体_GB2312" w:hAnsi="楷体_GB2312"/>
-          <w:szCs w:val="32"/>
-          <w:lang w:eastAsia="zh-CN"/>
-        </w:rPr>
-        <w:t>章  多</w:t>
+          <w:rFonts w:ascii="黑体" w:eastAsia="黑体" w:hAnsi="黑体"/>
+          <w:sz w:val="24"/>
+          <w:szCs w:val="24"/>
+          <w:lang w:eastAsia="zh-CN"/>
+        </w:rPr>
+        <w:t>条</w:t>
+      </w:r>
+      <w:r>
+        <w:rPr>
+          <w:rFonts w:eastAsia="宋体"/>
+          <w:sz w:val="24"/>
+          <w:szCs w:val="24"/>
+          <w:lang w:eastAsia="zh-CN"/>
+        </w:rPr>
+        <w:t xml:space="preserve">　现场</w:t>
       </w:r>
       <w:proofErr w:type="gramEnd"/>
       <w:r>
         <w:rPr>
-          <w:rFonts w:ascii="楷体_GB2312" w:eastAsia="楷体_GB2312" w:hAnsi="楷体_GB2312"/>
-          <w:szCs w:val="32"/>
-          <w:lang w:eastAsia="zh-CN"/>
-        </w:rPr>
-        <w:t>机台与跨机台排队</w:t>
+          <w:rFonts w:eastAsia="宋体"/>
+          <w:sz w:val="24"/>
+          <w:szCs w:val="24"/>
+          <w:lang w:eastAsia="zh-CN"/>
+        </w:rPr>
+        <w:t>明示规则已经对具体事项作出明确安排的，在不违反本办法基本规则和基本公平秩序的情况下，可以优先适用；现场明示规则未规定或者规定不明确的，适用本办法。</w:t>
       </w:r>
     </w:p>
     <w:p>
       <w:pPr>
-        <w:spacing w:after="0" w:line="580" w:lineRule="exact"/>
-        <w:ind w:firstLineChars="200" w:firstLine="640"/>
+        <w:spacing w:after="0" w:line="240" w:lineRule="auto"/>
+        <w:ind w:firstLineChars="200" w:firstLine="480"/>
         <w:rPr>
           <w:rFonts w:eastAsia="宋体" w:hint="eastAsia"/>
-          <w:szCs w:val="32"/>
-          <w:lang w:eastAsia="zh-CN"/>
-        </w:rPr>
-      </w:pPr>
-      <w:r>
-        <w:rPr>
-          <w:rFonts w:ascii="楷体_GB2312" w:eastAsia="楷体_GB2312" w:hAnsi="楷体_GB2312"/>
-          <w:szCs w:val="32"/>
-          <w:lang w:eastAsia="zh-CN"/>
-        </w:rPr>
-        <w:t>第十</w:t>
+          <w:sz w:val="24"/>
+          <w:szCs w:val="24"/>
+          <w:lang w:eastAsia="zh-CN"/>
+        </w:rPr>
+      </w:pPr>
+      <w:r>
+        <w:rPr>
+          <w:rFonts w:ascii="黑体" w:eastAsia="黑体" w:hAnsi="黑体"/>
+          <w:sz w:val="24"/>
+          <w:szCs w:val="24"/>
+          <w:lang w:eastAsia="zh-CN"/>
+        </w:rPr>
+        <w:t>第四</w:t>
       </w:r>
       <w:proofErr w:type="gramStart"/>
       <w:r>
         <w:rPr>
-          <w:rFonts w:ascii="楷体_GB2312" w:eastAsia="楷体_GB2312" w:hAnsi="楷体_GB2312"/>
-          <w:szCs w:val="32"/>
-          <w:lang w:eastAsia="zh-CN"/>
-        </w:rPr>
-        <w:t>章  争议</w:t>
+          <w:rFonts w:ascii="黑体" w:eastAsia="黑体" w:hAnsi="黑体"/>
+          <w:sz w:val="24"/>
+          <w:szCs w:val="24"/>
+          <w:lang w:eastAsia="zh-CN"/>
+        </w:rPr>
+        <w:t>条</w:t>
+      </w:r>
+      <w:r>
+        <w:rPr>
+          <w:rFonts w:eastAsia="宋体"/>
+          <w:sz w:val="24"/>
+          <w:szCs w:val="24"/>
+          <w:lang w:eastAsia="zh-CN"/>
+        </w:rPr>
+        <w:t xml:space="preserve">　排队</w:t>
       </w:r>
       <w:proofErr w:type="gramEnd"/>
       <w:r>
         <w:rPr>
-          <w:rFonts w:ascii="楷体_GB2312" w:eastAsia="楷体_GB2312" w:hAnsi="楷体_GB2312"/>
-          <w:szCs w:val="32"/>
-          <w:lang w:eastAsia="zh-CN"/>
-        </w:rPr>
-        <w:t>处理</w:t>
+          <w:rFonts w:eastAsia="宋体"/>
+          <w:sz w:val="24"/>
+          <w:szCs w:val="24"/>
+          <w:lang w:eastAsia="zh-CN"/>
+        </w:rPr>
+        <w:t>应当以具体机台为对象。同一场所内存在多台舞萌机台的，除现场明示规则明确设置统一排队制度外，各机台排队顺序相互独立。玩家取得某一机台的排队资格，不当然取得其他机台的排队资格或者游玩资格。</w:t>
       </w:r>
     </w:p>
     <w:p>
       <w:pPr>
-        <w:spacing w:after="0" w:line="580" w:lineRule="exact"/>
-        <w:ind w:firstLineChars="200" w:firstLine="640"/>
-        <w:rPr>
-          <w:rFonts w:ascii="楷体_GB2312" w:eastAsia="楷体_GB2312" w:hAnsi="楷体_GB2312" w:hint="eastAsia"/>
-          <w:szCs w:val="32"/>
-          <w:lang w:eastAsia="zh-CN"/>
-        </w:rPr>
-      </w:pPr>
-      <w:r>
-        <w:rPr>
-          <w:rFonts w:ascii="楷体_GB2312" w:eastAsia="楷体_GB2312" w:hAnsi="楷体_GB2312"/>
-          <w:szCs w:val="32"/>
-          <w:lang w:eastAsia="zh-CN"/>
-        </w:rPr>
-        <w:t>第十一</w:t>
-      </w:r>
-      <w:proofErr w:type="gramStart"/>
-      <w:r>
-        <w:rPr>
-          <w:rFonts w:ascii="楷体_GB2312" w:eastAsia="楷体_GB2312" w:hAnsi="楷体_GB2312"/>
-          <w:szCs w:val="32"/>
-          <w:lang w:eastAsia="zh-CN"/>
-        </w:rPr>
-        <w:t xml:space="preserve">章  附　　</w:t>
-      </w:r>
-      <w:proofErr w:type="gramEnd"/>
-      <w:r>
-        <w:rPr>
-          <w:rFonts w:ascii="楷体_GB2312" w:eastAsia="楷体_GB2312" w:hAnsi="楷体_GB2312"/>
-          <w:szCs w:val="32"/>
-          <w:lang w:eastAsia="zh-CN"/>
-        </w:rPr>
-        <w:t>则</w:t>
+        <w:spacing w:after="0" w:line="240" w:lineRule="auto"/>
+        <w:ind w:firstLineChars="200" w:firstLine="480"/>
+        <w:rPr>
+          <w:rFonts w:eastAsia="宋体" w:hint="eastAsia"/>
+          <w:sz w:val="24"/>
+          <w:szCs w:val="24"/>
+          <w:lang w:eastAsia="zh-CN"/>
+        </w:rPr>
+      </w:pPr>
+      <w:r>
+        <w:rPr>
+          <w:rFonts w:ascii="黑体" w:eastAsia="黑体" w:hAnsi="黑体"/>
+          <w:sz w:val="24"/>
+          <w:szCs w:val="24"/>
+          <w:lang w:eastAsia="zh-CN"/>
+        </w:rPr>
+        <w:t>第五条</w:t>
+      </w:r>
+      <w:r>
+        <w:rPr>
+          <w:rFonts w:eastAsia="宋体"/>
+          <w:sz w:val="24"/>
+          <w:szCs w:val="24"/>
+          <w:lang w:eastAsia="zh-CN"/>
+        </w:rPr>
+        <w:t xml:space="preserve">　舞萌机台存在两个以上可供玩家参与同一次游戏的游玩位置时，各游玩位置原则上共同构成同一机台的一次游玩容量。除现场明示规则另有明确安排外，不得将同一机台内可以共同参与同一次游戏的游玩位置分别设置为互不相关的排队对象。对于仅存在单一游玩位置，或者因设备结构、现场安排等原因仅允许单人使用的特殊情况，应当按照实际游玩容量确定游玩方式。</w:t>
       </w:r>
     </w:p>
     <w:p>
       <w:pPr>
-        <w:jc w:val="center"/>
-        <w:rPr>
-          <w:rFonts w:ascii="楷体_GB2312" w:eastAsia="楷体_GB2312" w:hAnsi="楷体_GB2312" w:hint="eastAsia"/>
-          <w:szCs w:val="32"/>
-          <w:lang w:eastAsia="zh-CN"/>
-        </w:rPr>
-      </w:pPr>
-      <w:r>
-        <w:rPr>
-          <w:rFonts w:ascii="楷体_GB2312" w:eastAsia="楷体_GB2312" w:hAnsi="楷体_GB2312" w:hint="eastAsia"/>
-          <w:szCs w:val="32"/>
-          <w:lang w:eastAsia="zh-CN"/>
-        </w:rPr>
-        <w:br w:type="page"/>
-      </w:r>
-      <w:r>
-        <w:rPr>
-          <w:rFonts w:ascii="黑体" w:eastAsia="黑体" w:hAnsi="黑体"/>
-          <w:sz w:val="28"/>
-          <w:szCs w:val="28"/>
-          <w:lang w:eastAsia="zh-CN"/>
-        </w:rPr>
-        <w:lastRenderedPageBreak/>
-        <w:t>第一</w:t>
+        <w:spacing w:after="0" w:line="240" w:lineRule="auto"/>
+        <w:ind w:firstLineChars="200" w:firstLine="480"/>
+        <w:rPr>
+          <w:rFonts w:eastAsia="宋体" w:hint="eastAsia"/>
+          <w:sz w:val="24"/>
+          <w:szCs w:val="24"/>
+          <w:lang w:eastAsia="zh-CN"/>
+        </w:rPr>
+      </w:pPr>
+      <w:r>
+        <w:rPr>
+          <w:rFonts w:ascii="黑体" w:eastAsia="黑体" w:hAnsi="黑体"/>
+          <w:sz w:val="24"/>
+          <w:szCs w:val="24"/>
+          <w:lang w:eastAsia="zh-CN"/>
+        </w:rPr>
+        <w:t>第六</w:t>
       </w:r>
       <w:proofErr w:type="gramStart"/>
       <w:r>
         <w:rPr>
           <w:rFonts w:ascii="黑体" w:eastAsia="黑体" w:hAnsi="黑体"/>
-          <w:sz w:val="28"/>
-          <w:szCs w:val="28"/>
-          <w:lang w:eastAsia="zh-CN"/>
-        </w:rPr>
-        <w:t xml:space="preserve">章  总　　</w:t>
+          <w:sz w:val="24"/>
+          <w:szCs w:val="24"/>
+          <w:lang w:eastAsia="zh-CN"/>
+        </w:rPr>
+        <w:t>条</w:t>
+      </w:r>
+      <w:r>
+        <w:rPr>
+          <w:rFonts w:eastAsia="宋体"/>
+          <w:sz w:val="24"/>
+          <w:szCs w:val="24"/>
+          <w:lang w:eastAsia="zh-CN"/>
+        </w:rPr>
+        <w:t xml:space="preserve">　舞</w:t>
       </w:r>
       <w:proofErr w:type="gramEnd"/>
       <w:r>
         <w:rPr>
-          <w:rFonts w:ascii="黑体" w:eastAsia="黑体" w:hAnsi="黑体"/>
-          <w:sz w:val="28"/>
-          <w:szCs w:val="28"/>
-          <w:lang w:eastAsia="zh-CN"/>
-        </w:rPr>
-        <w:t>则</w:t>
+          <w:rFonts w:eastAsia="宋体"/>
+          <w:sz w:val="24"/>
+          <w:szCs w:val="24"/>
+          <w:lang w:eastAsia="zh-CN"/>
+        </w:rPr>
+        <w:t>萌机台排队及游玩过程中，应当遵守下列基本原则：</w:t>
       </w:r>
     </w:p>
     <w:p>
       <w:pPr>
-        <w:spacing w:after="0"/>
+        <w:spacing w:after="0" w:line="240" w:lineRule="auto"/>
         <w:ind w:firstLineChars="200" w:firstLine="480"/>
         <w:rPr>
           <w:rFonts w:eastAsia="宋体" w:hint="eastAsia"/>
@@ -497,46 +596,17 @@
       </w:pPr>
       <w:r>
         <w:rPr>
-          <w:rFonts w:ascii="黑体" w:eastAsia="黑体" w:hAnsi="黑体"/>
-          <w:sz w:val="24"/>
-          <w:szCs w:val="24"/>
-          <w:lang w:eastAsia="zh-CN"/>
-        </w:rPr>
-        <w:t>第一</w:t>
-      </w:r>
-      <w:proofErr w:type="gramStart"/>
-      <w:r>
-        <w:rPr>
-          <w:rFonts w:ascii="黑体" w:eastAsia="黑体" w:hAnsi="黑体"/>
-          <w:sz w:val="24"/>
-          <w:szCs w:val="24"/>
-          <w:lang w:eastAsia="zh-CN"/>
-        </w:rPr>
-        <w:t>条</w:t>
-      </w:r>
-      <w:r>
-        <w:rPr>
-          <w:rFonts w:eastAsia="宋体"/>
-          <w:sz w:val="24"/>
-          <w:szCs w:val="24"/>
-          <w:lang w:eastAsia="zh-CN"/>
-        </w:rPr>
-        <w:t xml:space="preserve">　为</w:t>
-      </w:r>
-      <w:proofErr w:type="gramEnd"/>
-      <w:r>
-        <w:rPr>
-          <w:rFonts w:eastAsia="宋体"/>
-          <w:sz w:val="24"/>
-          <w:szCs w:val="24"/>
-          <w:lang w:eastAsia="zh-CN"/>
-        </w:rPr>
-        <w:t>规范舞萌机台排队秩序，明确玩家取得、保持、行使和消灭排队资格、游玩资格的规则，保障玩家公平、有序使用舞萌机台，减少排队及游玩过程中的争议，制定本办法。</w:t>
+          <w:rFonts w:eastAsia="宋体"/>
+          <w:sz w:val="24"/>
+          <w:szCs w:val="24"/>
+          <w:lang w:eastAsia="zh-CN"/>
+        </w:rPr>
+        <w:t>（一）按照排队顺序取得游玩资格。玩家取得排队资格后，应当按照已经形成并能够确认的排队顺序取得游玩资格；除退出排队、放弃本次游玩机会、共同游玩或者其他导致顺序变化的情形外，不得否定已经形成的排队顺序。</w:t>
       </w:r>
     </w:p>
     <w:p>
       <w:pPr>
-        <w:spacing w:after="0"/>
+        <w:spacing w:after="0" w:line="240" w:lineRule="auto"/>
         <w:ind w:firstLineChars="200" w:firstLine="480"/>
         <w:rPr>
           <w:rFonts w:eastAsia="宋体" w:hint="eastAsia"/>
@@ -547,46 +617,17 @@
       </w:pPr>
       <w:r>
         <w:rPr>
-          <w:rFonts w:ascii="黑体" w:eastAsia="黑体" w:hAnsi="黑体"/>
-          <w:sz w:val="24"/>
-          <w:szCs w:val="24"/>
-          <w:lang w:eastAsia="zh-CN"/>
-        </w:rPr>
-        <w:t>第二</w:t>
-      </w:r>
-      <w:proofErr w:type="gramStart"/>
-      <w:r>
-        <w:rPr>
-          <w:rFonts w:ascii="黑体" w:eastAsia="黑体" w:hAnsi="黑体"/>
-          <w:sz w:val="24"/>
-          <w:szCs w:val="24"/>
-          <w:lang w:eastAsia="zh-CN"/>
-        </w:rPr>
-        <w:t>条</w:t>
-      </w:r>
-      <w:r>
-        <w:rPr>
-          <w:rFonts w:eastAsia="宋体"/>
-          <w:sz w:val="24"/>
-          <w:szCs w:val="24"/>
-          <w:lang w:eastAsia="zh-CN"/>
-        </w:rPr>
-        <w:t xml:space="preserve">　本</w:t>
-      </w:r>
-      <w:proofErr w:type="gramEnd"/>
-      <w:r>
-        <w:rPr>
-          <w:rFonts w:eastAsia="宋体"/>
-          <w:sz w:val="24"/>
-          <w:szCs w:val="24"/>
-          <w:lang w:eastAsia="zh-CN"/>
-        </w:rPr>
-        <w:t>办法适用于舞萌机台使用过程中发生的共同记忆排队、登记排队、单人游玩、共同游玩、暂时离开、放弃本次游玩机会、退出排队、跨机台排队、排队方式转换以及排队争议处理等事项。</w:t>
+          <w:rFonts w:eastAsia="宋体"/>
+          <w:sz w:val="24"/>
+          <w:szCs w:val="24"/>
+          <w:lang w:eastAsia="zh-CN"/>
+        </w:rPr>
+        <w:t>（二）不得因个人需求延后他人。玩家可以提出单人游玩、共同游玩、等待指定玩家或者其他游玩需求，但不得因此使其他玩家晚于其按照当时可确认排队顺序本应取得游玩资格的时间取得游玩资格。</w:t>
       </w:r>
     </w:p>
     <w:p>
       <w:pPr>
-        <w:spacing w:after="0"/>
+        <w:spacing w:after="0" w:line="240" w:lineRule="auto"/>
         <w:ind w:firstLineChars="200" w:firstLine="480"/>
         <w:rPr>
           <w:rFonts w:eastAsia="宋体" w:hint="eastAsia"/>
@@ -597,126 +638,49 @@
       </w:pPr>
       <w:r>
         <w:rPr>
-          <w:rFonts w:ascii="黑体" w:eastAsia="黑体" w:hAnsi="黑体"/>
-          <w:sz w:val="24"/>
-          <w:szCs w:val="24"/>
-          <w:lang w:eastAsia="zh-CN"/>
-        </w:rPr>
-        <w:t>第三</w:t>
-      </w:r>
-      <w:proofErr w:type="gramStart"/>
-      <w:r>
-        <w:rPr>
-          <w:rFonts w:ascii="黑体" w:eastAsia="黑体" w:hAnsi="黑体"/>
-          <w:sz w:val="24"/>
-          <w:szCs w:val="24"/>
-          <w:lang w:eastAsia="zh-CN"/>
-        </w:rPr>
-        <w:t>条</w:t>
-      </w:r>
-      <w:r>
-        <w:rPr>
-          <w:rFonts w:eastAsia="宋体"/>
-          <w:sz w:val="24"/>
-          <w:szCs w:val="24"/>
-          <w:lang w:eastAsia="zh-CN"/>
-        </w:rPr>
-        <w:t xml:space="preserve">　现场</w:t>
-      </w:r>
-      <w:proofErr w:type="gramEnd"/>
-      <w:r>
-        <w:rPr>
-          <w:rFonts w:eastAsia="宋体"/>
-          <w:sz w:val="24"/>
-          <w:szCs w:val="24"/>
-          <w:lang w:eastAsia="zh-CN"/>
-        </w:rPr>
-        <w:t>明示规则已经对具体事项作出明确安排的，在不违反本办法基本规则和基本公平秩序的情况下，可以优先适用；现场明示规则未规定或者规定不明确的，适用本办法。</w:t>
+          <w:rFonts w:eastAsia="宋体"/>
+          <w:sz w:val="24"/>
+          <w:szCs w:val="24"/>
+          <w:lang w:eastAsia="zh-CN"/>
+        </w:rPr>
+        <w:t>（三）实际参与即消耗游玩资格。玩家是否消耗游玩资格，以其是否实际参与当前游戏为判断依据；账号、游戏卡片、登记信息、支付方式或者名义身份，仅作为识别玩家及排队状态的工具。</w:t>
       </w:r>
     </w:p>
     <w:p>
       <w:pPr>
-        <w:spacing w:after="0"/>
+        <w:spacing w:after="0" w:line="240" w:lineRule="auto"/>
         <w:ind w:firstLineChars="200" w:firstLine="480"/>
         <w:rPr>
-          <w:rFonts w:eastAsia="宋体" w:hint="eastAsia"/>
-          <w:sz w:val="24"/>
-          <w:szCs w:val="24"/>
-          <w:lang w:eastAsia="zh-CN"/>
-        </w:rPr>
-      </w:pPr>
-      <w:r>
-        <w:rPr>
-          <w:rFonts w:ascii="黑体" w:eastAsia="黑体" w:hAnsi="黑体"/>
-          <w:sz w:val="24"/>
-          <w:szCs w:val="24"/>
-          <w:lang w:eastAsia="zh-CN"/>
-        </w:rPr>
-        <w:t>第四</w:t>
-      </w:r>
-      <w:proofErr w:type="gramStart"/>
-      <w:r>
-        <w:rPr>
-          <w:rFonts w:ascii="黑体" w:eastAsia="黑体" w:hAnsi="黑体"/>
-          <w:sz w:val="24"/>
-          <w:szCs w:val="24"/>
-          <w:lang w:eastAsia="zh-CN"/>
-        </w:rPr>
-        <w:t>条</w:t>
-      </w:r>
-      <w:r>
-        <w:rPr>
-          <w:rFonts w:eastAsia="宋体"/>
-          <w:sz w:val="24"/>
-          <w:szCs w:val="24"/>
-          <w:lang w:eastAsia="zh-CN"/>
-        </w:rPr>
-        <w:t xml:space="preserve">　排队</w:t>
-      </w:r>
-      <w:proofErr w:type="gramEnd"/>
-      <w:r>
-        <w:rPr>
-          <w:rFonts w:eastAsia="宋体"/>
-          <w:sz w:val="24"/>
-          <w:szCs w:val="24"/>
-          <w:lang w:eastAsia="zh-CN"/>
-        </w:rPr>
-        <w:t>应当以具体机台为对象。同一场所内存在多台舞萌机台的，除现场明示规则明确设置统一排队制度外，各机台排队顺序相互独立。玩家取得某一机台的排队资格，不当然取得其他机台的排队资格或者游玩资格。</w:t>
+          <w:rFonts w:eastAsia="宋体"/>
+          <w:sz w:val="24"/>
+          <w:szCs w:val="24"/>
+          <w:lang w:eastAsia="zh-CN"/>
+        </w:rPr>
+      </w:pPr>
+      <w:r>
+        <w:rPr>
+          <w:rFonts w:eastAsia="宋体"/>
+          <w:sz w:val="24"/>
+          <w:szCs w:val="24"/>
+          <w:lang w:eastAsia="zh-CN"/>
+        </w:rPr>
+        <w:t>（四）登记信息优先确认。登记排队中，能够明确对应特定玩家，并能够反映排队顺序或者排队状态的有效登记，应当优先作为判断依据。</w:t>
       </w:r>
     </w:p>
     <w:p>
       <w:pPr>
-        <w:spacing w:after="0"/>
-        <w:ind w:firstLineChars="200" w:firstLine="480"/>
-        <w:rPr>
-          <w:rFonts w:eastAsia="宋体" w:hint="eastAsia"/>
-          <w:sz w:val="24"/>
-          <w:szCs w:val="24"/>
-          <w:lang w:eastAsia="zh-CN"/>
-        </w:rPr>
-      </w:pPr>
-      <w:r>
-        <w:rPr>
-          <w:rFonts w:ascii="黑体" w:eastAsia="黑体" w:hAnsi="黑体"/>
-          <w:sz w:val="24"/>
-          <w:szCs w:val="24"/>
-          <w:lang w:eastAsia="zh-CN"/>
-        </w:rPr>
-        <w:t>第五条</w:t>
-      </w:r>
-      <w:r>
-        <w:rPr>
-          <w:rFonts w:eastAsia="宋体"/>
-          <w:sz w:val="24"/>
-          <w:szCs w:val="24"/>
-          <w:lang w:eastAsia="zh-CN"/>
-        </w:rPr>
-        <w:t xml:space="preserve">　舞萌机台存在两个以上可供玩家参与同一次游戏的游玩位置时，各游玩位置原则上共同构成同一机台的一次游玩容量。除现场明示规则另有明确安排外，不得将同一机台内可以共同参与同一次游戏的游玩位置分别设置为互不相关的排队对象。对于仅存在单一游玩位置，或者因设备结构、现场安排等原因仅允许单人使用的特殊情况，应当按照实际游玩容量确定游玩方式。</w:t>
-      </w:r>
+        <w:jc w:val="center"/>
+        <w:rPr>
+          <w:rFonts w:eastAsia="宋体"/>
+          <w:sz w:val="24"/>
+          <w:szCs w:val="24"/>
+          <w:lang w:eastAsia="zh-CN"/>
+        </w:rPr>
+      </w:pPr>
     </w:p>
     <w:p>
       <w:pPr>
-        <w:spacing w:after="0"/>
+        <w:spacing w:after="0" w:line="240" w:lineRule="auto"/>
         <w:ind w:firstLineChars="200" w:firstLine="480"/>
         <w:rPr>
           <w:rFonts w:eastAsia="宋体" w:hint="eastAsia"/>
@@ -727,46 +691,18 @@
       </w:pPr>
       <w:r>
         <w:rPr>
-          <w:rFonts w:ascii="黑体" w:eastAsia="黑体" w:hAnsi="黑体"/>
-          <w:sz w:val="24"/>
-          <w:szCs w:val="24"/>
-          <w:lang w:eastAsia="zh-CN"/>
-        </w:rPr>
-        <w:t>第六</w:t>
-      </w:r>
-      <w:proofErr w:type="gramStart"/>
-      <w:r>
-        <w:rPr>
-          <w:rFonts w:ascii="黑体" w:eastAsia="黑体" w:hAnsi="黑体"/>
-          <w:sz w:val="24"/>
-          <w:szCs w:val="24"/>
-          <w:lang w:eastAsia="zh-CN"/>
-        </w:rPr>
-        <w:t>条</w:t>
-      </w:r>
-      <w:r>
-        <w:rPr>
-          <w:rFonts w:eastAsia="宋体"/>
-          <w:sz w:val="24"/>
-          <w:szCs w:val="24"/>
-          <w:lang w:eastAsia="zh-CN"/>
-        </w:rPr>
-        <w:t xml:space="preserve">　舞</w:t>
-      </w:r>
-      <w:proofErr w:type="gramEnd"/>
-      <w:r>
-        <w:rPr>
-          <w:rFonts w:eastAsia="宋体"/>
-          <w:sz w:val="24"/>
-          <w:szCs w:val="24"/>
-          <w:lang w:eastAsia="zh-CN"/>
-        </w:rPr>
-        <w:t>萌机台排队及游玩过程中，应当遵守下列基本原则：</w:t>
+          <w:rFonts w:eastAsia="宋体"/>
+          <w:sz w:val="24"/>
+          <w:szCs w:val="24"/>
+          <w:lang w:eastAsia="zh-CN"/>
+        </w:rPr>
+        <w:lastRenderedPageBreak/>
+        <w:t>（五）排队状态应当可识别。玩家加入排队、暂时离开、放弃本次游玩机会、退出排队、提出共同游玩请求或者调整登记信息时，应当使现场相关玩家能够合理判断其状态；因本人未说明、未登记、状态不明确或者擅自离开导致的不利后果，由本人承担。</w:t>
       </w:r>
     </w:p>
     <w:p>
       <w:pPr>
-        <w:spacing w:after="0"/>
+        <w:spacing w:after="0" w:line="240" w:lineRule="auto"/>
         <w:ind w:firstLineChars="200" w:firstLine="480"/>
         <w:rPr>
           <w:rFonts w:eastAsia="宋体" w:hint="eastAsia"/>
@@ -782,12 +718,12 @@
           <w:szCs w:val="24"/>
           <w:lang w:eastAsia="zh-CN"/>
         </w:rPr>
-        <w:t>（一）按照排队顺序取得游玩资格。玩家取得排队资格后，应当按照已经形成并能够确认的排队顺序取得游玩资格；除退出排队、放弃本次游玩机会、共同游玩或者其他导致顺序变化的情形外，不得否定已经形成的排队顺序。</w:t>
+        <w:t>（六）排队状态识别依据应当与排队方式相适应。共同记忆排队以现场相关玩家能够持续识别排队状态为基础，玩家原则上应当停留在所排机台附近；登记排队以有效登记信息为基础，玩家不以持续停留在所排机台附近为必要条件。</w:t>
       </w:r>
     </w:p>
     <w:p>
       <w:pPr>
-        <w:spacing w:after="0"/>
+        <w:spacing w:after="0" w:line="240" w:lineRule="auto"/>
         <w:ind w:firstLineChars="200" w:firstLine="480"/>
         <w:rPr>
           <w:rFonts w:eastAsia="宋体" w:hint="eastAsia"/>
@@ -803,12 +739,12 @@
           <w:szCs w:val="24"/>
           <w:lang w:eastAsia="zh-CN"/>
         </w:rPr>
-        <w:t>（二）不得因个人需求延后他人。玩家可以提出单人游玩、共同游玩、等待指定玩家或者其他游玩需求，但不得因此使其他玩家晚于其按照当时可确认排队顺序本应取得游玩资格的时间取得游玩资格。</w:t>
+        <w:t>（七）完成游玩后进入顺序末端。玩家完成一次游戏并释放游玩位置后，应当按照本办法规定进入后续排队顺序末端；实物登记尚未移动、信息技术登记尚未更新或者玩家尚未离开机台附近的，不影响已经形成的顺序变化。</w:t>
       </w:r>
     </w:p>
     <w:p>
       <w:pPr>
-        <w:spacing w:after="0"/>
+        <w:spacing w:after="0" w:line="240" w:lineRule="auto"/>
         <w:ind w:firstLineChars="200" w:firstLine="480"/>
         <w:rPr>
           <w:rFonts w:eastAsia="宋体" w:hint="eastAsia"/>
@@ -824,13 +760,12 @@
           <w:szCs w:val="24"/>
           <w:lang w:eastAsia="zh-CN"/>
         </w:rPr>
-        <w:lastRenderedPageBreak/>
-        <w:t>（三）实际参与即消耗游玩资格。玩家是否消耗游玩资格，以其是否实际参与当前游戏为判断依据；账号、游戏卡片、登记信息、支付方式或者名义身份，仅作为识别玩家及排队状态的工具。</w:t>
+        <w:t>（八）友好协商与适度谦让。玩家参与排队、登记、游玩和争议处理，应当保持友好、克制和诚信；在不违反本办法、不延后他人取得游玩资格、不损害未参与协商玩家利益的前提下，可以通过主动说明情况、适度谦让或者临时便利安排处理实际困难。友好协商、适度谦让或者便利安排，不当然改变排队顺序，也不得作为要求其他玩家让步的依据。</w:t>
       </w:r>
     </w:p>
     <w:p>
       <w:pPr>
-        <w:spacing w:after="0"/>
+        <w:spacing w:after="0" w:line="240" w:lineRule="auto"/>
         <w:ind w:firstLineChars="200" w:firstLine="480"/>
         <w:rPr>
           <w:rFonts w:eastAsia="宋体" w:hint="eastAsia"/>
@@ -841,151 +776,46 @@
       </w:pPr>
       <w:r>
         <w:rPr>
-          <w:rFonts w:eastAsia="宋体"/>
-          <w:sz w:val="24"/>
-          <w:szCs w:val="24"/>
-          <w:lang w:eastAsia="zh-CN"/>
-        </w:rPr>
-        <w:t>（四）登记信息优先确认。登记排队中，能够明确对应特定玩家，并能够反映排队顺序或者排队状态的有效登记，应当优先作为判断依据。</w:t>
+          <w:rFonts w:ascii="黑体" w:eastAsia="黑体" w:hAnsi="黑体"/>
+          <w:sz w:val="24"/>
+          <w:szCs w:val="24"/>
+          <w:lang w:eastAsia="zh-CN"/>
+        </w:rPr>
+        <w:t>第七</w:t>
+      </w:r>
+      <w:proofErr w:type="gramStart"/>
+      <w:r>
+        <w:rPr>
+          <w:rFonts w:ascii="黑体" w:eastAsia="黑体" w:hAnsi="黑体"/>
+          <w:sz w:val="24"/>
+          <w:szCs w:val="24"/>
+          <w:lang w:eastAsia="zh-CN"/>
+        </w:rPr>
+        <w:t>条</w:t>
+      </w:r>
+      <w:r>
+        <w:rPr>
+          <w:rFonts w:eastAsia="宋体"/>
+          <w:sz w:val="24"/>
+          <w:szCs w:val="24"/>
+          <w:lang w:eastAsia="zh-CN"/>
+        </w:rPr>
+        <w:t xml:space="preserve">　本</w:t>
+      </w:r>
+      <w:proofErr w:type="gramEnd"/>
+      <w:r>
+        <w:rPr>
+          <w:rFonts w:eastAsia="宋体"/>
+          <w:sz w:val="24"/>
+          <w:szCs w:val="24"/>
+          <w:lang w:eastAsia="zh-CN"/>
+        </w:rPr>
+        <w:t>办法未规定的具体情况，应当按照本办法第六条所述的基本原则，由现场相关玩家协商处理。协商应当以事实清楚、意思明确、不损害未参与协商玩家利益为前提；协商无法达成一致，且排队顺序无法通过登记信息、现场共同确认或者其他可靠方式确定的，可以采用抽签、随机数或者其他公平方式处理无法确定的部分。随机处理仅用于解决无法确认的部分，不影响已经确认的排队顺序。</w:t>
       </w:r>
     </w:p>
     <w:p>
       <w:pPr>
-        <w:spacing w:after="0"/>
-        <w:ind w:firstLineChars="200" w:firstLine="480"/>
-        <w:rPr>
-          <w:rFonts w:eastAsia="宋体" w:hint="eastAsia"/>
-          <w:sz w:val="24"/>
-          <w:szCs w:val="24"/>
-          <w:lang w:eastAsia="zh-CN"/>
-        </w:rPr>
-      </w:pPr>
-      <w:r>
-        <w:rPr>
-          <w:rFonts w:eastAsia="宋体"/>
-          <w:sz w:val="24"/>
-          <w:szCs w:val="24"/>
-          <w:lang w:eastAsia="zh-CN"/>
-        </w:rPr>
-        <w:t>（五）排队状态应当可识别。玩家加入排队、暂时离开、放弃本次游玩机会、退出排队、提出共同游玩请求或者调整登记信息时，应当使现场相关玩家能够合理判断其状态；因本人未说明、未登记、状态不明确或者擅自离开导致的不利后果，由本人承担。</w:t>
-      </w:r>
-    </w:p>
-    <w:p>
-      <w:pPr>
-        <w:spacing w:after="0"/>
-        <w:ind w:firstLineChars="200" w:firstLine="480"/>
-        <w:rPr>
-          <w:rFonts w:eastAsia="宋体" w:hint="eastAsia"/>
-          <w:sz w:val="24"/>
-          <w:szCs w:val="24"/>
-          <w:lang w:eastAsia="zh-CN"/>
-        </w:rPr>
-      </w:pPr>
-      <w:r>
-        <w:rPr>
-          <w:rFonts w:eastAsia="宋体"/>
-          <w:sz w:val="24"/>
-          <w:szCs w:val="24"/>
-          <w:lang w:eastAsia="zh-CN"/>
-        </w:rPr>
-        <w:t>（六）排队状态识别依据应当与排队方式相适应。共同记忆排队以现场相关玩家能够持续识别排队状态为基础，玩家原则上应当停留在所排机台附近；登记排队以有效登记信息为基础，玩家不以持续停留在所排机台附近为必要条件。</w:t>
-      </w:r>
-    </w:p>
-    <w:p>
-      <w:pPr>
-        <w:spacing w:after="0"/>
-        <w:ind w:firstLineChars="200" w:firstLine="480"/>
-        <w:rPr>
-          <w:rFonts w:eastAsia="宋体" w:hint="eastAsia"/>
-          <w:sz w:val="24"/>
-          <w:szCs w:val="24"/>
-          <w:lang w:eastAsia="zh-CN"/>
-        </w:rPr>
-      </w:pPr>
-      <w:r>
-        <w:rPr>
-          <w:rFonts w:eastAsia="宋体"/>
-          <w:sz w:val="24"/>
-          <w:szCs w:val="24"/>
-          <w:lang w:eastAsia="zh-CN"/>
-        </w:rPr>
-        <w:t>（七）完成游玩后进入顺序末端。玩家完成一次游戏并释放游玩位置后，应当按照本办法规定进入后续排队顺序末端；实物登记尚未移动、信息技术登记尚未更新或者玩家尚未离开机台附近的，不影响已经形成的顺序变化。</w:t>
-      </w:r>
-    </w:p>
-    <w:p>
-      <w:pPr>
-        <w:spacing w:after="0"/>
-        <w:ind w:firstLineChars="200" w:firstLine="480"/>
-        <w:rPr>
-          <w:rFonts w:eastAsia="宋体" w:hint="eastAsia"/>
-          <w:sz w:val="24"/>
-          <w:szCs w:val="24"/>
-          <w:lang w:eastAsia="zh-CN"/>
-        </w:rPr>
-      </w:pPr>
-      <w:r>
-        <w:rPr>
-          <w:rFonts w:eastAsia="宋体"/>
-          <w:sz w:val="24"/>
-          <w:szCs w:val="24"/>
-          <w:lang w:eastAsia="zh-CN"/>
-        </w:rPr>
-        <w:t>（八）友好协商与适度谦让。玩家参与排队、登记、游玩和争议处理，应当保持友好、克制和诚信；在不违反本办法、不延后他人取得游玩资格、不损害未参与协商玩家利益的前提下，可以通过主动说明情况、适度谦让或者临时便利安排处理实际困难。友好协商、适度谦让或者便利安排，不当然改变排队顺序，也不得作为要求其他玩家让步的依据。</w:t>
-      </w:r>
-    </w:p>
-    <w:p>
-      <w:pPr>
-        <w:spacing w:after="0"/>
-        <w:ind w:firstLineChars="200" w:firstLine="480"/>
-        <w:rPr>
-          <w:rFonts w:eastAsia="宋体" w:hint="eastAsia"/>
-          <w:sz w:val="24"/>
-          <w:szCs w:val="24"/>
-          <w:lang w:eastAsia="zh-CN"/>
-        </w:rPr>
-      </w:pPr>
-      <w:r>
-        <w:rPr>
-          <w:rFonts w:ascii="黑体" w:eastAsia="黑体" w:hAnsi="黑体"/>
-          <w:sz w:val="24"/>
-          <w:szCs w:val="24"/>
-          <w:lang w:eastAsia="zh-CN"/>
-        </w:rPr>
-        <w:t>第七</w:t>
-      </w:r>
-      <w:proofErr w:type="gramStart"/>
-      <w:r>
-        <w:rPr>
-          <w:rFonts w:ascii="黑体" w:eastAsia="黑体" w:hAnsi="黑体"/>
-          <w:sz w:val="24"/>
-          <w:szCs w:val="24"/>
-          <w:lang w:eastAsia="zh-CN"/>
-        </w:rPr>
-        <w:t>条</w:t>
-      </w:r>
-      <w:r>
-        <w:rPr>
-          <w:rFonts w:eastAsia="宋体"/>
-          <w:sz w:val="24"/>
-          <w:szCs w:val="24"/>
-          <w:lang w:eastAsia="zh-CN"/>
-        </w:rPr>
-        <w:t xml:space="preserve">　本</w:t>
-      </w:r>
-      <w:proofErr w:type="gramEnd"/>
-      <w:r>
-        <w:rPr>
-          <w:rFonts w:eastAsia="宋体"/>
-          <w:sz w:val="24"/>
-          <w:szCs w:val="24"/>
-          <w:lang w:eastAsia="zh-CN"/>
-        </w:rPr>
-        <w:t>办法未规定的具体情况，应当按照本办法第六条所述的基本原则，由现场相关玩家协商处理。协商应当以事实清楚、意思明确、不损害未参与协商玩家利益为前提；协商无法达成一致，且排队顺序无法通过登记信息、现场共同确认或者其他可靠方式确定的，可以采用抽签、随机数或者其他公平方式处理无法确定的部分。随机处理仅用于解决无法确认的部分，不影响已经确认的排队顺序。</w:t>
-      </w:r>
-    </w:p>
-    <w:p>
-      <w:pPr>
-        <w:spacing w:before="120" w:after="120"/>
+        <w:spacing w:before="120" w:after="120" w:line="240" w:lineRule="auto"/>
         <w:jc w:val="center"/>
         <w:rPr>
           <w:rFonts w:eastAsia="宋体" w:hint="eastAsia"/>
@@ -1001,7 +831,6 @@
           <w:szCs w:val="28"/>
           <w:lang w:eastAsia="zh-CN"/>
         </w:rPr>
-        <w:lastRenderedPageBreak/>
         <w:t>第二</w:t>
       </w:r>
       <w:proofErr w:type="gramStart"/>
@@ -1027,7 +856,7 @@
     </w:p>
     <w:p>
       <w:pPr>
-        <w:spacing w:after="0"/>
+        <w:spacing w:after="0" w:line="240" w:lineRule="auto"/>
         <w:ind w:firstLineChars="200" w:firstLine="480"/>
         <w:rPr>
           <w:rFonts w:eastAsia="宋体" w:hint="eastAsia"/>
@@ -1077,7 +906,7 @@
     </w:p>
     <w:p>
       <w:pPr>
-        <w:spacing w:after="0"/>
+        <w:spacing w:after="0" w:line="240" w:lineRule="auto"/>
         <w:ind w:firstLineChars="200" w:firstLine="480"/>
         <w:rPr>
           <w:rFonts w:eastAsia="宋体" w:hint="eastAsia"/>
@@ -1098,7 +927,7 @@
     </w:p>
     <w:p>
       <w:pPr>
-        <w:spacing w:after="0"/>
+        <w:spacing w:after="0" w:line="240" w:lineRule="auto"/>
         <w:ind w:firstLineChars="200" w:firstLine="480"/>
         <w:rPr>
           <w:rFonts w:eastAsia="宋体" w:hint="eastAsia"/>
@@ -1119,7 +948,7 @@
     </w:p>
     <w:p>
       <w:pPr>
-        <w:spacing w:after="0"/>
+        <w:spacing w:after="0" w:line="240" w:lineRule="auto"/>
         <w:ind w:firstLineChars="200" w:firstLine="480"/>
         <w:rPr>
           <w:rFonts w:eastAsia="宋体" w:hint="eastAsia"/>
@@ -1140,7 +969,7 @@
     </w:p>
     <w:p>
       <w:pPr>
-        <w:spacing w:after="0"/>
+        <w:spacing w:after="0" w:line="240" w:lineRule="auto"/>
         <w:ind w:firstLineChars="200" w:firstLine="480"/>
         <w:rPr>
           <w:rFonts w:eastAsia="宋体" w:hint="eastAsia"/>
@@ -1156,12 +985,22 @@
           <w:szCs w:val="24"/>
           <w:lang w:eastAsia="zh-CN"/>
         </w:rPr>
-        <w:t>（四）游玩容量，是指同一机台在一次游戏中通常能够同时提供操作、站位或者占用的游玩位置数量。现场没有相反说明或者特殊安排的，机台按照舞萌官方标准机台处理，其游玩容量为二；存在单侧可用、设备结构差异、维护状态、现场安排或者其他特殊情形的，按照实际可用游玩位置确定。共同游玩人数不以游玩容量为当然上限；多人谱面、轮流操作、共同操作或者其他经实际参与玩家同意的共同游玩，应当按照实际参与玩家人数判断游玩资格消耗。</w:t>
+        <w:t>（四）游玩容量，是指同一机台在一次游戏中通常能够同时提供操作、站位或者占用的游玩位置数量。现场没有相反说明或者特殊安排的，机台按照舞萌官方标准机台处理，其游玩容量为二；存在单侧可用、设备结构差异、维护状态、现场安排或者其他特殊情形的，按</w:t>
+      </w:r>
+      <w:r>
+        <w:rPr>
+          <w:rFonts w:eastAsia="宋体"/>
+          <w:sz w:val="24"/>
+          <w:szCs w:val="24"/>
+          <w:lang w:eastAsia="zh-CN"/>
+        </w:rPr>
+        <w:lastRenderedPageBreak/>
+        <w:t>照实际可用游玩位置确定。共同游玩人数不以游玩容量为当然上限；多人谱面、轮流操作、共同操作或者其他经实际参与玩家同意的共同游玩，应当按照实际参与玩家人数判断游玩资格消耗。</w:t>
       </w:r>
     </w:p>
     <w:p>
       <w:pPr>
-        <w:spacing w:after="0"/>
+        <w:spacing w:after="0" w:line="240" w:lineRule="auto"/>
         <w:ind w:firstLineChars="200" w:firstLine="480"/>
         <w:rPr>
           <w:rFonts w:eastAsia="宋体" w:hint="eastAsia"/>
@@ -1182,7 +1021,7 @@
     </w:p>
     <w:p>
       <w:pPr>
-        <w:spacing w:after="0"/>
+        <w:spacing w:after="0" w:line="240" w:lineRule="auto"/>
         <w:ind w:firstLineChars="200" w:firstLine="480"/>
         <w:rPr>
           <w:rFonts w:eastAsia="宋体" w:hint="eastAsia"/>
@@ -1203,7 +1042,7 @@
     </w:p>
     <w:p>
       <w:pPr>
-        <w:spacing w:after="0"/>
+        <w:spacing w:after="0" w:line="240" w:lineRule="auto"/>
         <w:ind w:firstLineChars="200" w:firstLine="480"/>
         <w:rPr>
           <w:rFonts w:eastAsia="宋体" w:hint="eastAsia"/>
@@ -1224,7 +1063,7 @@
     </w:p>
     <w:p>
       <w:pPr>
-        <w:spacing w:after="0"/>
+        <w:spacing w:after="0" w:line="240" w:lineRule="auto"/>
         <w:ind w:firstLineChars="200" w:firstLine="480"/>
         <w:rPr>
           <w:rFonts w:eastAsia="宋体" w:hint="eastAsia"/>
@@ -1240,13 +1079,12 @@
           <w:szCs w:val="24"/>
           <w:lang w:eastAsia="zh-CN"/>
         </w:rPr>
-        <w:lastRenderedPageBreak/>
         <w:t>（八）共同游玩，是指两名以上玩家共同参与同一次游戏并共同取得、共同消耗本次游玩资格的行为。共同游玩包括分别使用不同账号或者不同游戏卡片参与同一次游戏、共同使用同一账号或者同一游戏卡片参与同一次游戏、代为实际操作、轮流操作、共同操作以及其他虽名义上属于协助、教学、体验或者代打，但实际参与当前游戏的情况。</w:t>
       </w:r>
     </w:p>
     <w:p>
       <w:pPr>
-        <w:spacing w:after="0"/>
+        <w:spacing w:after="0" w:line="240" w:lineRule="auto"/>
         <w:ind w:firstLineChars="200" w:firstLine="480"/>
         <w:rPr>
           <w:rFonts w:eastAsia="宋体" w:hint="eastAsia"/>
@@ -1285,7 +1123,7 @@
     </w:p>
     <w:p>
       <w:pPr>
-        <w:spacing w:after="0"/>
+        <w:spacing w:after="0" w:line="240" w:lineRule="auto"/>
         <w:ind w:firstLineChars="200" w:firstLine="480"/>
         <w:rPr>
           <w:rFonts w:eastAsia="宋体" w:hint="eastAsia"/>
@@ -1306,7 +1144,7 @@
     </w:p>
     <w:p>
       <w:pPr>
-        <w:spacing w:after="0"/>
+        <w:spacing w:after="0" w:line="240" w:lineRule="auto"/>
         <w:ind w:firstLineChars="200" w:firstLine="480"/>
         <w:rPr>
           <w:rFonts w:eastAsia="宋体" w:hint="eastAsia"/>
@@ -1372,7 +1210,7 @@
     </w:p>
     <w:p>
       <w:pPr>
-        <w:spacing w:after="0"/>
+        <w:spacing w:after="0" w:line="240" w:lineRule="auto"/>
         <w:ind w:firstLineChars="200" w:firstLine="480"/>
         <w:rPr>
           <w:rFonts w:eastAsia="宋体" w:hint="eastAsia"/>
@@ -1393,7 +1231,7 @@
     </w:p>
     <w:p>
       <w:pPr>
-        <w:spacing w:after="0"/>
+        <w:spacing w:after="0" w:line="240" w:lineRule="auto"/>
         <w:ind w:firstLineChars="200" w:firstLine="480"/>
         <w:rPr>
           <w:rFonts w:eastAsia="宋体" w:hint="eastAsia"/>
@@ -1414,7 +1252,7 @@
     </w:p>
     <w:p>
       <w:pPr>
-        <w:spacing w:after="0"/>
+        <w:spacing w:after="0" w:line="240" w:lineRule="auto"/>
         <w:ind w:firstLineChars="200" w:firstLine="480"/>
         <w:rPr>
           <w:rFonts w:eastAsia="宋体" w:hint="eastAsia"/>
@@ -1435,7 +1273,7 @@
     </w:p>
     <w:p>
       <w:pPr>
-        <w:spacing w:after="0"/>
+        <w:spacing w:after="0" w:line="240" w:lineRule="auto"/>
         <w:ind w:firstLineChars="200" w:firstLine="480"/>
         <w:rPr>
           <w:rFonts w:eastAsia="宋体" w:hint="eastAsia"/>
@@ -1456,7 +1294,7 @@
     </w:p>
     <w:p>
       <w:pPr>
-        <w:spacing w:after="0"/>
+        <w:spacing w:after="0" w:line="240" w:lineRule="auto"/>
         <w:ind w:firstLineChars="200" w:firstLine="480"/>
         <w:rPr>
           <w:rFonts w:eastAsia="宋体" w:hint="eastAsia"/>
@@ -1477,7 +1315,7 @@
     </w:p>
     <w:p>
       <w:pPr>
-        <w:spacing w:after="0"/>
+        <w:spacing w:after="0" w:line="240" w:lineRule="auto"/>
         <w:ind w:firstLineChars="200" w:firstLine="480"/>
         <w:rPr>
           <w:rFonts w:eastAsia="宋体" w:hint="eastAsia"/>
@@ -1499,7 +1337,7 @@
     </w:p>
     <w:p>
       <w:pPr>
-        <w:spacing w:after="0"/>
+        <w:spacing w:after="0" w:line="240" w:lineRule="auto"/>
         <w:ind w:firstLineChars="200" w:firstLine="480"/>
         <w:rPr>
           <w:rFonts w:eastAsia="宋体" w:hint="eastAsia"/>
@@ -1520,7 +1358,7 @@
     </w:p>
     <w:p>
       <w:pPr>
-        <w:spacing w:after="0"/>
+        <w:spacing w:after="0" w:line="240" w:lineRule="auto"/>
         <w:ind w:firstLineChars="200" w:firstLine="480"/>
         <w:rPr>
           <w:rFonts w:eastAsia="宋体" w:hint="eastAsia"/>
@@ -1541,7 +1379,7 @@
     </w:p>
     <w:p>
       <w:pPr>
-        <w:spacing w:after="0"/>
+        <w:spacing w:after="0" w:line="240" w:lineRule="auto"/>
         <w:ind w:firstLineChars="200" w:firstLine="480"/>
         <w:rPr>
           <w:rFonts w:eastAsia="宋体" w:hint="eastAsia"/>
@@ -1562,7 +1400,7 @@
     </w:p>
     <w:p>
       <w:pPr>
-        <w:spacing w:after="0"/>
+        <w:spacing w:after="0" w:line="240" w:lineRule="auto"/>
         <w:ind w:firstLineChars="200" w:firstLine="480"/>
         <w:rPr>
           <w:rFonts w:eastAsia="宋体" w:hint="eastAsia"/>
@@ -1583,7 +1421,7 @@
     </w:p>
     <w:p>
       <w:pPr>
-        <w:spacing w:after="0"/>
+        <w:spacing w:after="0" w:line="240" w:lineRule="auto"/>
         <w:ind w:firstLineChars="200" w:firstLine="480"/>
         <w:rPr>
           <w:rFonts w:eastAsia="宋体" w:hint="eastAsia"/>
@@ -1604,7 +1442,7 @@
     </w:p>
     <w:p>
       <w:pPr>
-        <w:spacing w:after="0"/>
+        <w:spacing w:after="0" w:line="240" w:lineRule="auto"/>
         <w:ind w:firstLineChars="200" w:firstLine="480"/>
         <w:rPr>
           <w:rFonts w:eastAsia="宋体" w:hint="eastAsia"/>
@@ -1625,7 +1463,7 @@
     </w:p>
     <w:p>
       <w:pPr>
-        <w:spacing w:after="0"/>
+        <w:spacing w:after="0" w:line="240" w:lineRule="auto"/>
         <w:ind w:firstLineChars="200" w:firstLine="480"/>
         <w:rPr>
           <w:rFonts w:eastAsia="宋体" w:hint="eastAsia"/>
@@ -1646,7 +1484,7 @@
     </w:p>
     <w:p>
       <w:pPr>
-        <w:spacing w:before="120" w:after="120"/>
+        <w:spacing w:before="120" w:after="120" w:line="240" w:lineRule="auto"/>
         <w:jc w:val="center"/>
         <w:rPr>
           <w:rFonts w:eastAsia="宋体" w:hint="eastAsia"/>
@@ -1662,7 +1500,6 @@
           <w:szCs w:val="28"/>
           <w:lang w:eastAsia="zh-CN"/>
         </w:rPr>
-        <w:lastRenderedPageBreak/>
         <w:t>第三</w:t>
       </w:r>
       <w:proofErr w:type="gramStart"/>
@@ -1688,7 +1525,7 @@
     </w:p>
     <w:p>
       <w:pPr>
-        <w:spacing w:after="0"/>
+        <w:spacing w:after="0" w:line="240" w:lineRule="auto"/>
         <w:ind w:firstLineChars="200" w:firstLine="480"/>
         <w:rPr>
           <w:rFonts w:eastAsia="宋体" w:hint="eastAsia"/>
@@ -1738,7 +1575,7 @@
     </w:p>
     <w:p>
       <w:pPr>
-        <w:spacing w:after="0"/>
+        <w:spacing w:after="0" w:line="240" w:lineRule="auto"/>
         <w:ind w:firstLineChars="200" w:firstLine="480"/>
         <w:rPr>
           <w:rFonts w:eastAsia="宋体" w:hint="eastAsia"/>
@@ -1754,6 +1591,7 @@
           <w:szCs w:val="24"/>
           <w:lang w:eastAsia="zh-CN"/>
         </w:rPr>
+        <w:lastRenderedPageBreak/>
         <w:t>第十</w:t>
       </w:r>
       <w:proofErr w:type="gramStart"/>
@@ -1788,7 +1626,7 @@
     </w:p>
     <w:p>
       <w:pPr>
-        <w:spacing w:after="0"/>
+        <w:spacing w:after="0" w:line="240" w:lineRule="auto"/>
         <w:ind w:firstLineChars="200" w:firstLine="480"/>
         <w:rPr>
           <w:rFonts w:eastAsia="宋体" w:hint="eastAsia"/>
@@ -1838,7 +1676,7 @@
     </w:p>
     <w:p>
       <w:pPr>
-        <w:spacing w:after="0"/>
+        <w:spacing w:after="0" w:line="240" w:lineRule="auto"/>
         <w:ind w:firstLineChars="200" w:firstLine="480"/>
         <w:rPr>
           <w:rFonts w:eastAsia="宋体" w:hint="eastAsia"/>
@@ -1888,7 +1726,7 @@
     </w:p>
     <w:p>
       <w:pPr>
-        <w:spacing w:after="0"/>
+        <w:spacing w:after="0" w:line="240" w:lineRule="auto"/>
         <w:ind w:firstLineChars="200" w:firstLine="480"/>
         <w:rPr>
           <w:rFonts w:eastAsia="宋体" w:hint="eastAsia"/>
@@ -1938,7 +1776,7 @@
     </w:p>
     <w:p>
       <w:pPr>
-        <w:spacing w:after="0"/>
+        <w:spacing w:after="0" w:line="240" w:lineRule="auto"/>
         <w:ind w:firstLineChars="200" w:firstLine="480"/>
         <w:rPr>
           <w:rFonts w:eastAsia="宋体" w:hint="eastAsia"/>
@@ -1988,7 +1826,7 @@
     </w:p>
     <w:p>
       <w:pPr>
-        <w:spacing w:after="0"/>
+        <w:spacing w:after="0" w:line="240" w:lineRule="auto"/>
         <w:ind w:firstLineChars="200" w:firstLine="480"/>
         <w:rPr>
           <w:rFonts w:eastAsia="宋体" w:hint="eastAsia"/>
@@ -2004,7 +1842,6 @@
           <w:szCs w:val="24"/>
           <w:lang w:eastAsia="zh-CN"/>
         </w:rPr>
-        <w:lastRenderedPageBreak/>
         <w:t>第十五</w:t>
       </w:r>
       <w:proofErr w:type="gramStart"/>
@@ -2039,7 +1876,7 @@
     </w:p>
     <w:p>
       <w:pPr>
-        <w:spacing w:after="0"/>
+        <w:spacing w:after="0" w:line="240" w:lineRule="auto"/>
         <w:ind w:firstLineChars="200" w:firstLine="480"/>
         <w:rPr>
           <w:rFonts w:eastAsia="宋体" w:hint="eastAsia"/>
@@ -2089,7 +1926,7 @@
     </w:p>
     <w:p>
       <w:pPr>
-        <w:spacing w:after="0"/>
+        <w:spacing w:after="0" w:line="240" w:lineRule="auto"/>
         <w:ind w:firstLineChars="200" w:firstLine="480"/>
         <w:rPr>
           <w:rFonts w:eastAsia="宋体" w:hint="eastAsia"/>
@@ -2139,7 +1976,7 @@
     </w:p>
     <w:p>
       <w:pPr>
-        <w:spacing w:after="0"/>
+        <w:spacing w:after="0" w:line="240" w:lineRule="auto"/>
         <w:ind w:firstLineChars="200" w:firstLine="480"/>
         <w:rPr>
           <w:rFonts w:eastAsia="宋体" w:hint="eastAsia"/>
@@ -2189,7 +2026,7 @@
     </w:p>
     <w:p>
       <w:pPr>
-        <w:spacing w:after="0"/>
+        <w:spacing w:after="0" w:line="240" w:lineRule="auto"/>
         <w:ind w:firstLineChars="200" w:firstLine="480"/>
         <w:rPr>
           <w:rFonts w:eastAsia="宋体" w:hint="eastAsia"/>
@@ -2234,12 +2071,22 @@
           <w:szCs w:val="24"/>
           <w:lang w:eastAsia="zh-CN"/>
         </w:rPr>
-        <w:t>已经取得或者应当取得本次游玩资格，但未实际参与本次游戏的，应当先判断其是否继续保留排队资格。能够确认其仍有继续排队意思的，视为放弃本次游玩机会，并继续参加后续游玩资格轮换；能够确认其不再继续排队，或者无法确认其继续排队意思的，按照退出排队处理。</w:t>
+        <w:t>已经取得或者应当取得本次游玩资格，但未实际参与本次游戏的，应当先判断其是否继续保留排队资格。能够确认其仍有继续排队意思的，视为放弃本次游玩机会，</w:t>
+      </w:r>
+      <w:r>
+        <w:rPr>
+          <w:rFonts w:eastAsia="宋体"/>
+          <w:sz w:val="24"/>
+          <w:szCs w:val="24"/>
+          <w:lang w:eastAsia="zh-CN"/>
+        </w:rPr>
+        <w:lastRenderedPageBreak/>
+        <w:t>并继续参加后续游玩资格轮换；能够确认其不再继续排队，或者无法确认其继续排队意思的，按照退出排队处理。</w:t>
       </w:r>
     </w:p>
     <w:p>
       <w:pPr>
-        <w:spacing w:after="0"/>
+        <w:spacing w:after="0" w:line="240" w:lineRule="auto"/>
         <w:ind w:firstLineChars="200" w:firstLine="480"/>
         <w:rPr>
           <w:rFonts w:eastAsia="宋体" w:hint="eastAsia"/>
@@ -2289,7 +2136,7 @@
     </w:p>
     <w:p>
       <w:pPr>
-        <w:spacing w:after="0"/>
+        <w:spacing w:after="0" w:line="240" w:lineRule="auto"/>
         <w:ind w:firstLineChars="200" w:firstLine="480"/>
         <w:rPr>
           <w:rFonts w:eastAsia="宋体" w:hint="eastAsia"/>
@@ -2305,7 +2152,6 @@
           <w:szCs w:val="24"/>
           <w:lang w:eastAsia="zh-CN"/>
         </w:rPr>
-        <w:lastRenderedPageBreak/>
         <w:t>第二十一</w:t>
       </w:r>
       <w:proofErr w:type="gramStart"/>
@@ -2340,7 +2186,7 @@
     </w:p>
     <w:p>
       <w:pPr>
-        <w:spacing w:after="0"/>
+        <w:spacing w:after="0" w:line="240" w:lineRule="auto"/>
         <w:ind w:firstLineChars="200" w:firstLine="480"/>
         <w:rPr>
           <w:rFonts w:eastAsia="宋体" w:hint="eastAsia"/>
@@ -2390,7 +2236,7 @@
     </w:p>
     <w:p>
       <w:pPr>
-        <w:spacing w:after="0"/>
+        <w:spacing w:after="0" w:line="240" w:lineRule="auto"/>
         <w:ind w:firstLineChars="200" w:firstLine="480"/>
         <w:rPr>
           <w:rFonts w:eastAsia="宋体" w:hint="eastAsia"/>
@@ -2440,7 +2286,7 @@
     </w:p>
     <w:p>
       <w:pPr>
-        <w:spacing w:before="120" w:after="120"/>
+        <w:spacing w:before="120" w:after="120" w:line="240" w:lineRule="auto"/>
         <w:jc w:val="center"/>
         <w:rPr>
           <w:rFonts w:eastAsia="宋体" w:hint="eastAsia"/>
@@ -2481,7 +2327,7 @@
     </w:p>
     <w:p>
       <w:pPr>
-        <w:spacing w:after="0"/>
+        <w:spacing w:after="0" w:line="240" w:lineRule="auto"/>
         <w:ind w:firstLineChars="200" w:firstLine="480"/>
         <w:rPr>
           <w:rFonts w:eastAsia="宋体" w:hint="eastAsia"/>
@@ -2531,7 +2377,7 @@
     </w:p>
     <w:p>
       <w:pPr>
-        <w:spacing w:after="0"/>
+        <w:spacing w:after="0" w:line="240" w:lineRule="auto"/>
         <w:ind w:firstLineChars="200" w:firstLine="480"/>
         <w:rPr>
           <w:rFonts w:eastAsia="宋体" w:hint="eastAsia"/>
@@ -2581,7 +2427,7 @@
     </w:p>
     <w:p>
       <w:pPr>
-        <w:spacing w:after="0"/>
+        <w:spacing w:after="0" w:line="240" w:lineRule="auto"/>
         <w:ind w:firstLineChars="200" w:firstLine="480"/>
         <w:rPr>
           <w:rFonts w:eastAsia="宋体" w:hint="eastAsia"/>
@@ -2631,7 +2477,7 @@
     </w:p>
     <w:p>
       <w:pPr>
-        <w:spacing w:after="0"/>
+        <w:spacing w:after="0" w:line="240" w:lineRule="auto"/>
         <w:ind w:firstLineChars="200" w:firstLine="480"/>
         <w:rPr>
           <w:rFonts w:eastAsia="宋体" w:hint="eastAsia"/>
@@ -2681,7 +2527,7 @@
     </w:p>
     <w:p>
       <w:pPr>
-        <w:spacing w:after="0"/>
+        <w:spacing w:after="0" w:line="240" w:lineRule="auto"/>
         <w:ind w:firstLineChars="200" w:firstLine="480"/>
         <w:rPr>
           <w:rFonts w:eastAsia="宋体" w:hint="eastAsia"/>
@@ -2697,7 +2543,6 @@
           <w:szCs w:val="24"/>
           <w:lang w:eastAsia="zh-CN"/>
         </w:rPr>
-        <w:lastRenderedPageBreak/>
         <w:t>第二十八</w:t>
       </w:r>
       <w:proofErr w:type="gramStart"/>
@@ -2732,7 +2577,7 @@
     </w:p>
     <w:p>
       <w:pPr>
-        <w:spacing w:after="0"/>
+        <w:spacing w:after="0" w:line="240" w:lineRule="auto"/>
         <w:ind w:firstLineChars="200" w:firstLine="480"/>
         <w:rPr>
           <w:rFonts w:eastAsia="宋体" w:hint="eastAsia"/>
@@ -2748,6 +2593,7 @@
           <w:szCs w:val="24"/>
           <w:lang w:eastAsia="zh-CN"/>
         </w:rPr>
+        <w:lastRenderedPageBreak/>
         <w:t>第二十九</w:t>
       </w:r>
       <w:proofErr w:type="gramStart"/>
@@ -2782,7 +2628,7 @@
     </w:p>
     <w:p>
       <w:pPr>
-        <w:spacing w:after="0"/>
+        <w:spacing w:after="0" w:line="240" w:lineRule="auto"/>
         <w:ind w:firstLineChars="200" w:firstLine="480"/>
         <w:rPr>
           <w:rFonts w:eastAsia="宋体" w:hint="eastAsia"/>
@@ -2832,7 +2678,7 @@
     </w:p>
     <w:p>
       <w:pPr>
-        <w:spacing w:after="0"/>
+        <w:spacing w:after="0" w:line="240" w:lineRule="auto"/>
         <w:ind w:firstLineChars="200" w:firstLine="480"/>
         <w:rPr>
           <w:rFonts w:eastAsia="宋体" w:hint="eastAsia"/>
@@ -2882,7 +2728,7 @@
     </w:p>
     <w:p>
       <w:pPr>
-        <w:spacing w:after="0"/>
+        <w:spacing w:after="0" w:line="240" w:lineRule="auto"/>
         <w:ind w:firstLineChars="200" w:firstLine="480"/>
         <w:rPr>
           <w:rFonts w:eastAsia="宋体" w:hint="eastAsia"/>
@@ -2932,7 +2778,7 @@
     </w:p>
     <w:p>
       <w:pPr>
-        <w:spacing w:after="0"/>
+        <w:spacing w:after="0" w:line="240" w:lineRule="auto"/>
         <w:ind w:firstLineChars="200" w:firstLine="480"/>
         <w:rPr>
           <w:rFonts w:eastAsia="宋体" w:hint="eastAsia"/>
@@ -2982,7 +2828,7 @@
     </w:p>
     <w:p>
       <w:pPr>
-        <w:spacing w:after="0"/>
+        <w:spacing w:after="0" w:line="240" w:lineRule="auto"/>
         <w:ind w:firstLineChars="200" w:firstLine="480"/>
         <w:rPr>
           <w:rFonts w:eastAsia="宋体" w:hint="eastAsia"/>
@@ -3027,22 +2873,12 @@
           <w:szCs w:val="24"/>
           <w:lang w:eastAsia="zh-CN"/>
         </w:rPr>
-        <w:t>游玩的玩家尚未释放游玩位置时，新玩家加入共同记忆排队的，新玩家应当排在当时已经等待的玩家之后；正在游玩的玩家释放游玩位置后，</w:t>
-      </w:r>
-      <w:r>
-        <w:rPr>
-          <w:rFonts w:eastAsia="宋体"/>
-          <w:sz w:val="24"/>
-          <w:szCs w:val="24"/>
-          <w:lang w:eastAsia="zh-CN"/>
-        </w:rPr>
-        <w:lastRenderedPageBreak/>
-        <w:t>应当再归入届时顺序末端。正在游玩的玩家释放游玩位置后但下一名玩家尚未开始游戏前，新玩家加入排队的，应当排在已经完成游玩的玩家或者玩家组合之后。</w:t>
+        <w:t>游玩的玩家尚未释放游玩位置时，新玩家加入共同记忆排队的，新玩家应当排在当时已经等待的玩家之后；正在游玩的玩家释放游玩位置后，应当再归入届时顺序末端。正在游玩的玩家释放游玩位置后但下一名玩家尚未开始游戏前，新玩家加入排队的，应当排在已经完成游玩的玩家或者玩家组合之后。</w:t>
       </w:r>
     </w:p>
     <w:p>
       <w:pPr>
-        <w:spacing w:after="0"/>
+        <w:spacing w:after="0" w:line="240" w:lineRule="auto"/>
         <w:ind w:firstLineChars="200" w:firstLine="480"/>
         <w:rPr>
           <w:rFonts w:eastAsia="宋体" w:hint="eastAsia"/>
@@ -3092,7 +2928,7 @@
     </w:p>
     <w:p>
       <w:pPr>
-        <w:spacing w:after="0"/>
+        <w:spacing w:after="0" w:line="240" w:lineRule="auto"/>
         <w:ind w:firstLineChars="200" w:firstLine="480"/>
         <w:rPr>
           <w:rFonts w:eastAsia="宋体" w:hint="eastAsia"/>
@@ -3142,7 +2978,7 @@
     </w:p>
     <w:p>
       <w:pPr>
-        <w:spacing w:after="0"/>
+        <w:spacing w:after="0" w:line="240" w:lineRule="auto"/>
         <w:ind w:firstLineChars="200" w:firstLine="480"/>
         <w:rPr>
           <w:rFonts w:eastAsia="宋体" w:hint="eastAsia"/>
@@ -3187,12 +3023,22 @@
           <w:szCs w:val="24"/>
           <w:lang w:eastAsia="zh-CN"/>
         </w:rPr>
-        <w:t>记忆排队发生顺序争议时，应当优先根据玩家加入排队的先后、是否明确表示加入排队、是否曾暂时离开、是否曾放弃本次游玩机会、是否已经退出排队、正在游玩的玩家释放游玩位置的时间以及现场相关玩家能够共同确认的其他事实处理。能够确认部分顺序的，应当保留已经确认的部分，仅对无法确认的部分协商处理；协商无法达成一致的，可以采用随机方式处理。</w:t>
+        <w:t>记忆排队发生顺序争议时，应当优先根据玩家加入排队的先后、是否明确表示加入排队、是否曾暂时离开、是否曾放弃本次游玩机会、是否已经退出排队、正在游玩的玩家释放游玩位置的时间以及现场相关玩家能够共同确认的其他事实处理。能够确认</w:t>
+      </w:r>
+      <w:r>
+        <w:rPr>
+          <w:rFonts w:eastAsia="宋体"/>
+          <w:sz w:val="24"/>
+          <w:szCs w:val="24"/>
+          <w:lang w:eastAsia="zh-CN"/>
+        </w:rPr>
+        <w:lastRenderedPageBreak/>
+        <w:t>部分顺序的，应当保留已经确认的部分，仅对无法确认的部分协商处理；协商无法达成一致的，可以采用随机方式处理。</w:t>
       </w:r>
     </w:p>
     <w:p>
       <w:pPr>
-        <w:spacing w:before="120" w:after="120"/>
+        <w:spacing w:before="120" w:after="120" w:line="240" w:lineRule="auto"/>
         <w:jc w:val="center"/>
         <w:rPr>
           <w:rFonts w:eastAsia="宋体" w:hint="eastAsia"/>
@@ -3213,7 +3059,7 @@
     </w:p>
     <w:p>
       <w:pPr>
-        <w:spacing w:after="0"/>
+        <w:spacing w:after="0" w:line="240" w:lineRule="auto"/>
         <w:ind w:firstLineChars="200" w:firstLine="480"/>
         <w:rPr>
           <w:rFonts w:eastAsia="宋体" w:hint="eastAsia"/>
@@ -3263,7 +3109,7 @@
     </w:p>
     <w:p>
       <w:pPr>
-        <w:spacing w:after="0"/>
+        <w:spacing w:after="0" w:line="240" w:lineRule="auto"/>
         <w:ind w:firstLineChars="200" w:firstLine="480"/>
         <w:rPr>
           <w:rFonts w:eastAsia="宋体" w:hint="eastAsia"/>
@@ -3313,7 +3159,7 @@
     </w:p>
     <w:p>
       <w:pPr>
-        <w:spacing w:after="0"/>
+        <w:spacing w:after="0" w:line="240" w:lineRule="auto"/>
         <w:ind w:firstLineChars="200" w:firstLine="480"/>
         <w:rPr>
           <w:rFonts w:eastAsia="宋体" w:hint="eastAsia"/>
@@ -3329,7 +3175,6 @@
           <w:szCs w:val="24"/>
           <w:lang w:eastAsia="zh-CN"/>
         </w:rPr>
-        <w:lastRenderedPageBreak/>
         <w:t>第四十</w:t>
       </w:r>
       <w:proofErr w:type="gramStart"/>
@@ -3364,7 +3209,7 @@
     </w:p>
     <w:p>
       <w:pPr>
-        <w:spacing w:after="0"/>
+        <w:spacing w:after="0" w:line="240" w:lineRule="auto"/>
         <w:ind w:firstLineChars="200" w:firstLine="480"/>
         <w:rPr>
           <w:rFonts w:eastAsia="宋体" w:hint="eastAsia"/>
@@ -3385,7 +3230,7 @@
     </w:p>
     <w:p>
       <w:pPr>
-        <w:spacing w:after="0"/>
+        <w:spacing w:after="0" w:line="240" w:lineRule="auto"/>
         <w:ind w:firstLineChars="200" w:firstLine="480"/>
         <w:rPr>
           <w:rFonts w:eastAsia="宋体" w:hint="eastAsia"/>
@@ -3406,7 +3251,7 @@
     </w:p>
     <w:p>
       <w:pPr>
-        <w:spacing w:after="0"/>
+        <w:spacing w:after="0" w:line="240" w:lineRule="auto"/>
         <w:ind w:firstLineChars="200" w:firstLine="480"/>
         <w:rPr>
           <w:rFonts w:eastAsia="宋体" w:hint="eastAsia"/>
@@ -3427,7 +3272,7 @@
     </w:p>
     <w:p>
       <w:pPr>
-        <w:spacing w:after="0"/>
+        <w:spacing w:after="0" w:line="240" w:lineRule="auto"/>
         <w:ind w:firstLineChars="200" w:firstLine="480"/>
         <w:rPr>
           <w:rFonts w:eastAsia="宋体" w:hint="eastAsia"/>
@@ -3448,7 +3293,7 @@
     </w:p>
     <w:p>
       <w:pPr>
-        <w:spacing w:after="0"/>
+        <w:spacing w:after="0" w:line="240" w:lineRule="auto"/>
         <w:ind w:firstLineChars="200" w:firstLine="480"/>
         <w:rPr>
           <w:rFonts w:eastAsia="宋体" w:hint="eastAsia"/>
@@ -3498,7 +3343,7 @@
     </w:p>
     <w:p>
       <w:pPr>
-        <w:spacing w:after="0"/>
+        <w:spacing w:after="0" w:line="240" w:lineRule="auto"/>
         <w:ind w:firstLineChars="200" w:firstLine="480"/>
         <w:rPr>
           <w:rFonts w:eastAsia="宋体" w:hint="eastAsia"/>
@@ -3548,7 +3393,7 @@
     </w:p>
     <w:p>
       <w:pPr>
-        <w:spacing w:after="0"/>
+        <w:spacing w:after="0" w:line="240" w:lineRule="auto"/>
         <w:ind w:firstLineChars="200" w:firstLine="480"/>
         <w:rPr>
           <w:rFonts w:eastAsia="宋体" w:hint="eastAsia"/>
@@ -3598,7 +3443,7 @@
     </w:p>
     <w:p>
       <w:pPr>
-        <w:spacing w:after="0"/>
+        <w:spacing w:after="0" w:line="240" w:lineRule="auto"/>
         <w:ind w:firstLineChars="200" w:firstLine="480"/>
         <w:rPr>
           <w:rFonts w:eastAsia="宋体" w:hint="eastAsia"/>
@@ -3648,7 +3493,7 @@
     </w:p>
     <w:p>
       <w:pPr>
-        <w:spacing w:after="0"/>
+        <w:spacing w:after="0" w:line="240" w:lineRule="auto"/>
         <w:ind w:firstLineChars="200" w:firstLine="480"/>
         <w:rPr>
           <w:rFonts w:eastAsia="宋体" w:hint="eastAsia"/>
@@ -3664,6 +3509,7 @@
           <w:szCs w:val="24"/>
           <w:lang w:eastAsia="zh-CN"/>
         </w:rPr>
+        <w:lastRenderedPageBreak/>
         <w:t>第四十五</w:t>
       </w:r>
       <w:proofErr w:type="gramStart"/>
@@ -3693,22 +3539,12 @@
           <w:szCs w:val="24"/>
           <w:lang w:eastAsia="zh-CN"/>
         </w:rPr>
-        <w:t>排队中，位于排队顺序起点且符合当前游玩方式要求的一名或者多名玩家取得本次游玩资格。实物登记中，顺序起点可以通过登记设施上最靠</w:t>
-      </w:r>
-      <w:r>
-        <w:rPr>
-          <w:rFonts w:eastAsia="宋体"/>
-          <w:sz w:val="24"/>
-          <w:szCs w:val="24"/>
-          <w:lang w:eastAsia="zh-CN"/>
-        </w:rPr>
-        <w:lastRenderedPageBreak/>
-        <w:t>前的位置、预设方向、现场标记或者共同约定确定；信息技术登记中，顺序起点可以通过系统显示顺序、叫号顺序、时间记录、时间戳顺序或者系统规则确定。</w:t>
+        <w:t>排队中，位于排队顺序起点且符合当前游玩方式要求的一名或者多名玩家取得本次游玩资格。实物登记中，顺序起点可以通过登记设施上最靠前的位置、预设方向、现场标记或者共同约定确定；信息技术登记中，顺序起点可以通过系统显示顺序、叫号顺序、时间记录、时间戳顺序或者系统规则确定。</w:t>
       </w:r>
     </w:p>
     <w:p>
       <w:pPr>
-        <w:spacing w:after="0"/>
+        <w:spacing w:after="0" w:line="240" w:lineRule="auto"/>
         <w:ind w:firstLineChars="200" w:firstLine="480"/>
         <w:rPr>
           <w:rFonts w:eastAsia="宋体" w:hint="eastAsia"/>
@@ -3758,7 +3594,7 @@
     </w:p>
     <w:p>
       <w:pPr>
-        <w:spacing w:after="0"/>
+        <w:spacing w:after="0" w:line="240" w:lineRule="auto"/>
         <w:ind w:firstLineChars="200" w:firstLine="480"/>
         <w:rPr>
           <w:rFonts w:eastAsia="宋体" w:hint="eastAsia"/>
@@ -3808,7 +3644,7 @@
     </w:p>
     <w:p>
       <w:pPr>
-        <w:spacing w:after="0"/>
+        <w:spacing w:after="0" w:line="240" w:lineRule="auto"/>
         <w:ind w:firstLineChars="200" w:firstLine="480"/>
         <w:rPr>
           <w:rFonts w:eastAsia="宋体" w:hint="eastAsia"/>
@@ -3829,7 +3665,7 @@
     </w:p>
     <w:p>
       <w:pPr>
-        <w:spacing w:after="0"/>
+        <w:spacing w:after="0" w:line="240" w:lineRule="auto"/>
         <w:ind w:firstLineChars="200" w:firstLine="480"/>
         <w:rPr>
           <w:rFonts w:eastAsia="宋体" w:hint="eastAsia"/>
@@ -3879,7 +3715,7 @@
     </w:p>
     <w:p>
       <w:pPr>
-        <w:spacing w:after="0"/>
+        <w:spacing w:after="0" w:line="240" w:lineRule="auto"/>
         <w:ind w:firstLineChars="200" w:firstLine="480"/>
         <w:rPr>
           <w:rFonts w:eastAsia="宋体" w:hint="eastAsia"/>
@@ -3929,7 +3765,7 @@
     </w:p>
     <w:p>
       <w:pPr>
-        <w:spacing w:after="0"/>
+        <w:spacing w:after="0" w:line="240" w:lineRule="auto"/>
         <w:ind w:firstLineChars="200" w:firstLine="480"/>
         <w:rPr>
           <w:rFonts w:eastAsia="宋体" w:hint="eastAsia"/>
@@ -3945,7 +3781,6 @@
           <w:szCs w:val="24"/>
           <w:lang w:eastAsia="zh-CN"/>
         </w:rPr>
-        <w:lastRenderedPageBreak/>
         <w:t>第五十</w:t>
       </w:r>
       <w:proofErr w:type="gramStart"/>
@@ -3980,7 +3815,7 @@
     </w:p>
     <w:p>
       <w:pPr>
-        <w:spacing w:after="0"/>
+        <w:spacing w:after="0" w:line="240" w:lineRule="auto"/>
         <w:ind w:firstLineChars="200" w:firstLine="480"/>
         <w:rPr>
           <w:rFonts w:eastAsia="宋体" w:hint="eastAsia"/>
@@ -4030,7 +3865,7 @@
     </w:p>
     <w:p>
       <w:pPr>
-        <w:spacing w:after="0"/>
+        <w:spacing w:after="0" w:line="240" w:lineRule="auto"/>
         <w:ind w:firstLineChars="200" w:firstLine="480"/>
         <w:rPr>
           <w:rFonts w:eastAsia="宋体" w:hint="eastAsia"/>
@@ -4046,6 +3881,7 @@
           <w:szCs w:val="24"/>
           <w:lang w:eastAsia="zh-CN"/>
         </w:rPr>
+        <w:lastRenderedPageBreak/>
         <w:t>第五十二</w:t>
       </w:r>
       <w:proofErr w:type="gramStart"/>
@@ -4080,7 +3916,7 @@
     </w:p>
     <w:p>
       <w:pPr>
-        <w:spacing w:before="120" w:after="120"/>
+        <w:spacing w:before="120" w:after="120" w:line="240" w:lineRule="auto"/>
         <w:jc w:val="center"/>
         <w:rPr>
           <w:rFonts w:eastAsia="宋体" w:hint="eastAsia"/>
@@ -4121,7 +3957,7 @@
     </w:p>
     <w:p>
       <w:pPr>
-        <w:spacing w:after="0"/>
+        <w:spacing w:after="0" w:line="240" w:lineRule="auto"/>
         <w:ind w:firstLineChars="200" w:firstLine="480"/>
         <w:rPr>
           <w:rFonts w:ascii="仿宋_GB2312" w:eastAsia="宋体" w:hint="eastAsia"/>
@@ -4171,7 +4007,7 @@
     </w:p>
     <w:p>
       <w:pPr>
-        <w:spacing w:after="0"/>
+        <w:spacing w:after="0" w:line="240" w:lineRule="auto"/>
         <w:ind w:firstLineChars="200" w:firstLine="480"/>
         <w:rPr>
           <w:rFonts w:eastAsia="宋体" w:hint="eastAsia"/>
@@ -4221,7 +4057,7 @@
     </w:p>
     <w:p>
       <w:pPr>
-        <w:spacing w:after="0"/>
+        <w:spacing w:after="0" w:line="240" w:lineRule="auto"/>
         <w:ind w:firstLineChars="200" w:firstLine="480"/>
         <w:rPr>
           <w:rFonts w:ascii="仿宋_GB2312" w:eastAsia="宋体" w:hint="eastAsia"/>
@@ -4271,7 +4107,7 @@
     </w:p>
     <w:p>
       <w:pPr>
-        <w:spacing w:after="0"/>
+        <w:spacing w:after="0" w:line="240" w:lineRule="auto"/>
         <w:ind w:firstLineChars="200" w:firstLine="480"/>
         <w:rPr>
           <w:rFonts w:eastAsia="宋体" w:hint="eastAsia"/>
@@ -4321,7 +4157,7 @@
     </w:p>
     <w:p>
       <w:pPr>
-        <w:spacing w:after="0"/>
+        <w:spacing w:after="0" w:line="240" w:lineRule="auto"/>
         <w:ind w:firstLineChars="200" w:firstLine="480"/>
         <w:rPr>
           <w:rFonts w:eastAsia="宋体" w:hint="eastAsia"/>
@@ -4337,7 +4173,6 @@
           <w:szCs w:val="24"/>
           <w:lang w:eastAsia="zh-CN"/>
         </w:rPr>
-        <w:lastRenderedPageBreak/>
         <w:t>第五十七</w:t>
       </w:r>
       <w:proofErr w:type="gramStart"/>
@@ -4372,7 +4207,7 @@
     </w:p>
     <w:p>
       <w:pPr>
-        <w:spacing w:after="0"/>
+        <w:spacing w:after="0" w:line="240" w:lineRule="auto"/>
         <w:ind w:firstLineChars="200" w:firstLine="480"/>
         <w:rPr>
           <w:rFonts w:eastAsia="宋体" w:hint="eastAsia"/>
@@ -4422,7 +4257,7 @@
     </w:p>
     <w:p>
       <w:pPr>
-        <w:spacing w:after="0"/>
+        <w:spacing w:after="0" w:line="240" w:lineRule="auto"/>
         <w:ind w:firstLineChars="200" w:firstLine="480"/>
         <w:rPr>
           <w:rFonts w:eastAsia="宋体" w:hint="eastAsia"/>
@@ -4472,7 +4307,7 @@
     </w:p>
     <w:p>
       <w:pPr>
-        <w:spacing w:after="0"/>
+        <w:spacing w:after="0" w:line="240" w:lineRule="auto"/>
         <w:ind w:firstLineChars="200" w:firstLine="480"/>
         <w:rPr>
           <w:rFonts w:eastAsia="宋体" w:hint="eastAsia"/>
@@ -4522,7 +4357,7 @@
     </w:p>
     <w:p>
       <w:pPr>
-        <w:spacing w:after="0"/>
+        <w:spacing w:after="0" w:line="240" w:lineRule="auto"/>
         <w:ind w:firstLineChars="200" w:firstLine="480"/>
         <w:rPr>
           <w:rFonts w:eastAsia="宋体" w:hint="eastAsia"/>
@@ -4538,6 +4373,7 @@
           <w:szCs w:val="24"/>
           <w:lang w:eastAsia="zh-CN"/>
         </w:rPr>
+        <w:lastRenderedPageBreak/>
         <w:t>第六十一</w:t>
       </w:r>
       <w:proofErr w:type="gramStart"/>
@@ -4572,7 +4408,7 @@
     </w:p>
     <w:p>
       <w:pPr>
-        <w:spacing w:after="0"/>
+        <w:spacing w:after="0" w:line="240" w:lineRule="auto"/>
         <w:ind w:firstLineChars="200" w:firstLine="480"/>
         <w:rPr>
           <w:rFonts w:eastAsia="宋体" w:hint="eastAsia"/>
@@ -4622,7 +4458,7 @@
     </w:p>
     <w:p>
       <w:pPr>
-        <w:spacing w:after="0"/>
+        <w:spacing w:after="0" w:line="240" w:lineRule="auto"/>
         <w:ind w:firstLineChars="200" w:firstLine="480"/>
         <w:rPr>
           <w:rFonts w:eastAsia="宋体" w:hint="eastAsia"/>
@@ -4638,7 +4474,6 @@
           <w:szCs w:val="24"/>
           <w:lang w:eastAsia="zh-CN"/>
         </w:rPr>
-        <w:lastRenderedPageBreak/>
         <w:t>第六十三</w:t>
       </w:r>
       <w:proofErr w:type="gramStart"/>
@@ -4673,7 +4508,7 @@
     </w:p>
     <w:p>
       <w:pPr>
-        <w:spacing w:after="0"/>
+        <w:spacing w:after="0" w:line="240" w:lineRule="auto"/>
         <w:ind w:firstLineChars="200" w:firstLine="480"/>
         <w:rPr>
           <w:rFonts w:eastAsia="宋体" w:hint="eastAsia"/>
@@ -4723,7 +4558,7 @@
     </w:p>
     <w:p>
       <w:pPr>
-        <w:spacing w:before="120" w:after="120"/>
+        <w:spacing w:before="120" w:after="120" w:line="240" w:lineRule="auto"/>
         <w:jc w:val="center"/>
         <w:rPr>
           <w:rFonts w:eastAsia="宋体" w:hint="eastAsia"/>
@@ -4764,7 +4599,7 @@
     </w:p>
     <w:p>
       <w:pPr>
-        <w:spacing w:after="0"/>
+        <w:spacing w:after="0" w:line="240" w:lineRule="auto"/>
         <w:ind w:firstLineChars="200" w:firstLine="480"/>
         <w:rPr>
           <w:rFonts w:eastAsia="宋体" w:hint="eastAsia"/>
@@ -4814,7 +4649,7 @@
     </w:p>
     <w:p>
       <w:pPr>
-        <w:spacing w:after="0"/>
+        <w:spacing w:after="0" w:line="240" w:lineRule="auto"/>
         <w:ind w:firstLineChars="200" w:firstLine="480"/>
         <w:rPr>
           <w:rFonts w:eastAsia="宋体" w:hint="eastAsia"/>
@@ -4864,7 +4699,7 @@
     </w:p>
     <w:p>
       <w:pPr>
-        <w:spacing w:after="0"/>
+        <w:spacing w:after="0" w:line="240" w:lineRule="auto"/>
         <w:ind w:firstLineChars="200" w:firstLine="480"/>
         <w:rPr>
           <w:rFonts w:eastAsia="宋体" w:hint="eastAsia"/>
@@ -4914,7 +4749,7 @@
     </w:p>
     <w:p>
       <w:pPr>
-        <w:spacing w:after="0"/>
+        <w:spacing w:after="0" w:line="240" w:lineRule="auto"/>
         <w:ind w:firstLineChars="200" w:firstLine="480"/>
         <w:rPr>
           <w:rFonts w:eastAsia="宋体" w:hint="eastAsia"/>
@@ -4964,7 +4799,7 @@
     </w:p>
     <w:p>
       <w:pPr>
-        <w:spacing w:after="0"/>
+        <w:spacing w:after="0" w:line="240" w:lineRule="auto"/>
         <w:ind w:firstLineChars="200" w:firstLine="480"/>
         <w:rPr>
           <w:rFonts w:eastAsia="宋体" w:hint="eastAsia"/>
@@ -5014,7 +4849,7 @@
     </w:p>
     <w:p>
       <w:pPr>
-        <w:spacing w:after="0"/>
+        <w:spacing w:after="0" w:line="240" w:lineRule="auto"/>
         <w:ind w:firstLineChars="200" w:firstLine="480"/>
         <w:rPr>
           <w:rFonts w:eastAsia="宋体" w:hint="eastAsia"/>
@@ -5065,7 +4900,7 @@
     </w:p>
     <w:p>
       <w:pPr>
-        <w:spacing w:after="0"/>
+        <w:spacing w:after="0" w:line="240" w:lineRule="auto"/>
         <w:ind w:firstLineChars="200" w:firstLine="480"/>
         <w:rPr>
           <w:rFonts w:eastAsia="宋体" w:hint="eastAsia"/>
@@ -5115,7 +4950,7 @@
     </w:p>
     <w:p>
       <w:pPr>
-        <w:spacing w:after="0"/>
+        <w:spacing w:after="0" w:line="240" w:lineRule="auto"/>
         <w:ind w:firstLineChars="200" w:firstLine="480"/>
         <w:rPr>
           <w:rFonts w:eastAsia="宋体" w:hint="eastAsia"/>
@@ -5165,7 +5000,7 @@
     </w:p>
     <w:p>
       <w:pPr>
-        <w:spacing w:before="120" w:after="120"/>
+        <w:spacing w:before="120" w:after="120" w:line="240" w:lineRule="auto"/>
         <w:jc w:val="center"/>
         <w:rPr>
           <w:rFonts w:eastAsia="宋体" w:hint="eastAsia"/>
@@ -5206,7 +5041,7 @@
     </w:p>
     <w:p>
       <w:pPr>
-        <w:spacing w:after="0"/>
+        <w:spacing w:after="0" w:line="240" w:lineRule="auto"/>
         <w:ind w:firstLineChars="200" w:firstLine="480"/>
         <w:rPr>
           <w:rFonts w:eastAsia="宋体" w:hint="eastAsia"/>
@@ -5256,7 +5091,7 @@
     </w:p>
     <w:p>
       <w:pPr>
-        <w:spacing w:after="0"/>
+        <w:spacing w:after="0" w:line="240" w:lineRule="auto"/>
         <w:ind w:firstLineChars="200" w:firstLine="480"/>
         <w:rPr>
           <w:rFonts w:eastAsia="宋体" w:hint="eastAsia"/>
@@ -5306,7 +5141,7 @@
     </w:p>
     <w:p>
       <w:pPr>
-        <w:spacing w:after="0"/>
+        <w:spacing w:after="0" w:line="240" w:lineRule="auto"/>
         <w:ind w:firstLineChars="200" w:firstLine="480"/>
         <w:rPr>
           <w:rFonts w:eastAsia="宋体" w:hint="eastAsia"/>
@@ -5356,7 +5191,7 @@
     </w:p>
     <w:p>
       <w:pPr>
-        <w:spacing w:after="0"/>
+        <w:spacing w:after="0" w:line="240" w:lineRule="auto"/>
         <w:ind w:firstLineChars="200" w:firstLine="480"/>
         <w:rPr>
           <w:rFonts w:eastAsia="宋体" w:hint="eastAsia"/>
@@ -5401,22 +5236,12 @@
           <w:szCs w:val="24"/>
           <w:lang w:eastAsia="zh-CN"/>
         </w:rPr>
-        <w:t>时有玩家正在游玩的，应当先确定其他等待玩家的当前顺序；正在游玩的玩家尚未释放游玩位置的，应当在其释放游玩位置后归入届时登记顺序</w:t>
-      </w:r>
-      <w:r>
-        <w:rPr>
-          <w:rFonts w:eastAsia="宋体"/>
-          <w:sz w:val="24"/>
-          <w:szCs w:val="24"/>
-          <w:lang w:eastAsia="zh-CN"/>
-        </w:rPr>
-        <w:lastRenderedPageBreak/>
-        <w:t>末端；已经释放游玩位置的，应当先按照其已经归入末端后的状态登记。转换不得使已经消耗游玩资格的玩家因登记信息尚未调整而保留原有前位。</w:t>
+        <w:t>时有玩家正在游玩的，应当先确定其他等待玩家的当前顺序；正在游玩的玩家尚未释放游玩位置的，应当在其释放游玩位置后归入届时登记顺序末端；已经释放游玩位置的，应当先按照其已经归入末端后的状态登记。转换不得使已经消耗游玩资格的玩家因登记信息尚未调整而保留原有前位。</w:t>
       </w:r>
     </w:p>
     <w:p>
       <w:pPr>
-        <w:spacing w:after="0"/>
+        <w:spacing w:after="0" w:line="240" w:lineRule="auto"/>
         <w:ind w:firstLineChars="200" w:firstLine="480"/>
         <w:rPr>
           <w:rFonts w:eastAsia="宋体" w:hint="eastAsia"/>
@@ -5466,7 +5291,7 @@
     </w:p>
     <w:p>
       <w:pPr>
-        <w:spacing w:after="0"/>
+        <w:spacing w:after="0" w:line="240" w:lineRule="auto"/>
         <w:ind w:firstLineChars="200" w:firstLine="480"/>
         <w:rPr>
           <w:rFonts w:eastAsia="宋体" w:hint="eastAsia"/>
@@ -5482,6 +5307,7 @@
           <w:szCs w:val="24"/>
           <w:lang w:eastAsia="zh-CN"/>
         </w:rPr>
+        <w:lastRenderedPageBreak/>
         <w:t>第七十八</w:t>
       </w:r>
       <w:proofErr w:type="gramStart"/>
@@ -5516,7 +5342,7 @@
     </w:p>
     <w:p>
       <w:pPr>
-        <w:spacing w:after="0"/>
+        <w:spacing w:after="0" w:line="240" w:lineRule="auto"/>
         <w:ind w:firstLineChars="200" w:firstLine="480"/>
         <w:rPr>
           <w:rFonts w:eastAsia="宋体" w:hint="eastAsia"/>
@@ -5566,7 +5392,7 @@
     </w:p>
     <w:p>
       <w:pPr>
-        <w:spacing w:before="120" w:after="120"/>
+        <w:spacing w:before="120" w:after="120" w:line="240" w:lineRule="auto"/>
         <w:jc w:val="center"/>
         <w:rPr>
           <w:rFonts w:eastAsia="宋体" w:hint="eastAsia"/>
@@ -5607,7 +5433,7 @@
     </w:p>
     <w:p>
       <w:pPr>
-        <w:spacing w:after="0"/>
+        <w:spacing w:after="0" w:line="240" w:lineRule="auto"/>
         <w:ind w:firstLineChars="200" w:firstLine="480"/>
         <w:rPr>
           <w:rFonts w:eastAsia="宋体" w:hint="eastAsia"/>
@@ -5657,7 +5483,7 @@
     </w:p>
     <w:p>
       <w:pPr>
-        <w:spacing w:after="0"/>
+        <w:spacing w:after="0" w:line="240" w:lineRule="auto"/>
         <w:ind w:firstLineChars="200" w:firstLine="480"/>
         <w:rPr>
           <w:rFonts w:eastAsia="宋体" w:hint="eastAsia"/>
@@ -5707,7 +5533,7 @@
     </w:p>
     <w:p>
       <w:pPr>
-        <w:spacing w:after="0"/>
+        <w:spacing w:after="0" w:line="240" w:lineRule="auto"/>
         <w:ind w:firstLineChars="200" w:firstLine="480"/>
         <w:rPr>
           <w:rFonts w:eastAsia="宋体" w:hint="eastAsia"/>
@@ -5752,22 +5578,12 @@
           <w:szCs w:val="24"/>
           <w:lang w:eastAsia="zh-CN"/>
         </w:rPr>
-        <w:t>不得同时占有两台以上舞萌机台的有效排队位置，但现场明示规则另有明确允许的排队制度除外。玩家同时在多个机台排队且未按照要求选择</w:t>
-      </w:r>
-      <w:r>
-        <w:rPr>
-          <w:rFonts w:eastAsia="宋体"/>
-          <w:sz w:val="24"/>
-          <w:szCs w:val="24"/>
-          <w:lang w:eastAsia="zh-CN"/>
-        </w:rPr>
-        <w:lastRenderedPageBreak/>
-        <w:t>其中一个排队位置的，现场相关玩家可以要求其选择；拒绝选择或者无法确认选择结果的，可以认定其中一个排队资格无效。</w:t>
+        <w:t>不得同时占有两台以上舞萌机台的有效排队位置，但现场明示规则另有明确允许的排队制度除外。玩家同时在多个机台排队且未按照要求选择其中一个排队位置的，现场相关玩家可以要求其选择；拒绝选择或者无法确认选择结果的，可以认定其中一个排队资格无效。</w:t>
       </w:r>
     </w:p>
     <w:p>
       <w:pPr>
-        <w:spacing w:after="0"/>
+        <w:spacing w:after="0" w:line="240" w:lineRule="auto"/>
         <w:ind w:firstLineChars="200" w:firstLine="480"/>
         <w:rPr>
           <w:rFonts w:eastAsia="宋体" w:hint="eastAsia"/>
@@ -5817,7 +5633,7 @@
     </w:p>
     <w:p>
       <w:pPr>
-        <w:spacing w:after="0"/>
+        <w:spacing w:after="0" w:line="240" w:lineRule="auto"/>
         <w:ind w:firstLineChars="200" w:firstLine="480"/>
         <w:rPr>
           <w:rFonts w:eastAsia="宋体" w:hint="eastAsia"/>
@@ -5867,7 +5683,7 @@
     </w:p>
     <w:p>
       <w:pPr>
-        <w:spacing w:after="0"/>
+        <w:spacing w:after="0" w:line="240" w:lineRule="auto"/>
         <w:ind w:firstLineChars="200" w:firstLine="480"/>
         <w:rPr>
           <w:rFonts w:eastAsia="宋体" w:hint="eastAsia"/>
@@ -5917,7 +5733,7 @@
     </w:p>
     <w:p>
       <w:pPr>
-        <w:spacing w:after="0"/>
+        <w:spacing w:after="0" w:line="240" w:lineRule="auto"/>
         <w:ind w:firstLineChars="200" w:firstLine="480"/>
         <w:rPr>
           <w:rFonts w:eastAsia="宋体" w:hint="eastAsia"/>
@@ -5967,7 +5783,7 @@
     </w:p>
     <w:p>
       <w:pPr>
-        <w:spacing w:before="120" w:after="120"/>
+        <w:spacing w:before="120" w:after="120" w:line="240" w:lineRule="auto"/>
         <w:jc w:val="center"/>
         <w:rPr>
           <w:rFonts w:eastAsia="宋体" w:hint="eastAsia"/>
@@ -5983,6 +5799,7 @@
           <w:szCs w:val="28"/>
           <w:lang w:eastAsia="zh-CN"/>
         </w:rPr>
+        <w:lastRenderedPageBreak/>
         <w:t>第十</w:t>
       </w:r>
       <w:proofErr w:type="gramStart"/>
@@ -6008,7 +5825,7 @@
     </w:p>
     <w:p>
       <w:pPr>
-        <w:spacing w:after="0"/>
+        <w:spacing w:after="0" w:line="240" w:lineRule="auto"/>
         <w:ind w:firstLineChars="200" w:firstLine="480"/>
         <w:rPr>
           <w:rFonts w:eastAsia="宋体" w:hint="eastAsia"/>
@@ -6058,7 +5875,7 @@
     </w:p>
     <w:p>
       <w:pPr>
-        <w:spacing w:after="0"/>
+        <w:spacing w:after="0" w:line="240" w:lineRule="auto"/>
         <w:ind w:firstLineChars="200" w:firstLine="480"/>
         <w:rPr>
           <w:rFonts w:eastAsia="宋体" w:hint="eastAsia"/>
@@ -6108,7 +5925,7 @@
     </w:p>
     <w:p>
       <w:pPr>
-        <w:spacing w:after="0"/>
+        <w:spacing w:after="0" w:line="240" w:lineRule="auto"/>
         <w:ind w:firstLineChars="200" w:firstLine="480"/>
         <w:rPr>
           <w:rFonts w:eastAsia="宋体" w:hint="eastAsia"/>
@@ -6129,7 +5946,7 @@
     </w:p>
     <w:p>
       <w:pPr>
-        <w:spacing w:after="0"/>
+        <w:spacing w:after="0" w:line="240" w:lineRule="auto"/>
         <w:ind w:firstLineChars="200" w:firstLine="480"/>
         <w:rPr>
           <w:rFonts w:eastAsia="宋体" w:hint="eastAsia"/>
@@ -6150,7 +5967,7 @@
     </w:p>
     <w:p>
       <w:pPr>
-        <w:spacing w:after="0"/>
+        <w:spacing w:after="0" w:line="240" w:lineRule="auto"/>
         <w:ind w:firstLineChars="200" w:firstLine="480"/>
         <w:rPr>
           <w:rFonts w:eastAsia="宋体" w:hint="eastAsia"/>
@@ -6171,7 +5988,7 @@
     </w:p>
     <w:p>
       <w:pPr>
-        <w:spacing w:after="0"/>
+        <w:spacing w:after="0" w:line="240" w:lineRule="auto"/>
         <w:ind w:firstLineChars="200" w:firstLine="480"/>
         <w:rPr>
           <w:rFonts w:eastAsia="宋体" w:hint="eastAsia"/>
@@ -6187,13 +6004,12 @@
           <w:szCs w:val="24"/>
           <w:lang w:eastAsia="zh-CN"/>
         </w:rPr>
-        <w:lastRenderedPageBreak/>
         <w:t>（四）是否存在共同游玩请求、同意、撤回或者实际参与；</w:t>
       </w:r>
     </w:p>
     <w:p>
       <w:pPr>
-        <w:spacing w:after="0"/>
+        <w:spacing w:after="0" w:line="240" w:lineRule="auto"/>
         <w:ind w:firstLineChars="200" w:firstLine="480"/>
         <w:rPr>
           <w:rFonts w:eastAsia="宋体" w:hint="eastAsia"/>
@@ -6214,7 +6030,7 @@
     </w:p>
     <w:p>
       <w:pPr>
-        <w:spacing w:after="0"/>
+        <w:spacing w:after="0" w:line="240" w:lineRule="auto"/>
         <w:ind w:firstLineChars="200" w:firstLine="480"/>
         <w:rPr>
           <w:rFonts w:eastAsia="宋体" w:hint="eastAsia"/>
@@ -6235,7 +6051,7 @@
     </w:p>
     <w:p>
       <w:pPr>
-        <w:spacing w:after="0"/>
+        <w:spacing w:after="0" w:line="240" w:lineRule="auto"/>
         <w:ind w:firstLineChars="200" w:firstLine="480"/>
         <w:rPr>
           <w:rFonts w:eastAsia="宋体" w:hint="eastAsia"/>
@@ -6285,7 +6101,7 @@
     </w:p>
     <w:p>
       <w:pPr>
-        <w:spacing w:after="0"/>
+        <w:spacing w:after="0" w:line="240" w:lineRule="auto"/>
         <w:ind w:firstLineChars="200" w:firstLine="480"/>
         <w:rPr>
           <w:rFonts w:eastAsia="宋体" w:hint="eastAsia"/>
@@ -6335,7 +6151,7 @@
     </w:p>
     <w:p>
       <w:pPr>
-        <w:spacing w:after="0"/>
+        <w:spacing w:after="0" w:line="240" w:lineRule="auto"/>
         <w:ind w:firstLineChars="200" w:firstLine="480"/>
         <w:rPr>
           <w:rFonts w:eastAsia="宋体" w:hint="eastAsia"/>
@@ -6385,7 +6201,7 @@
     </w:p>
     <w:p>
       <w:pPr>
-        <w:spacing w:after="0"/>
+        <w:spacing w:after="0" w:line="240" w:lineRule="auto"/>
         <w:ind w:firstLineChars="200" w:firstLine="480"/>
         <w:rPr>
           <w:rFonts w:eastAsia="宋体" w:hint="eastAsia"/>
@@ -6435,7 +6251,7 @@
     </w:p>
     <w:p>
       <w:pPr>
-        <w:spacing w:after="0"/>
+        <w:spacing w:after="0" w:line="240" w:lineRule="auto"/>
         <w:ind w:firstLineChars="200" w:firstLine="480"/>
         <w:rPr>
           <w:rFonts w:eastAsia="宋体" w:hint="eastAsia"/>
@@ -6485,7 +6301,7 @@
     </w:p>
     <w:p>
       <w:pPr>
-        <w:spacing w:after="0"/>
+        <w:spacing w:after="0" w:line="240" w:lineRule="auto"/>
         <w:ind w:firstLineChars="200" w:firstLine="480"/>
         <w:rPr>
           <w:rFonts w:eastAsia="宋体" w:hint="eastAsia"/>
@@ -6535,7 +6351,7 @@
     </w:p>
     <w:p>
       <w:pPr>
-        <w:spacing w:after="0"/>
+        <w:spacing w:after="0" w:line="240" w:lineRule="auto"/>
         <w:ind w:firstLineChars="200" w:firstLine="480"/>
         <w:rPr>
           <w:rFonts w:eastAsia="宋体" w:hint="eastAsia"/>
@@ -6580,12 +6396,22 @@
           <w:szCs w:val="24"/>
           <w:lang w:eastAsia="zh-CN"/>
         </w:rPr>
-        <w:t>恶意利用规则反复提出共同游玩请求并撤回、故意暂时离开、重复登记、阻碍登记信息调整、隐瞒退出排队状态，或者实施其他扰乱排队秩序行为的，现场相关玩家可以要求其重新进入顺序末端；情节严重的，可以请求工作人员、活动主办方或者现场管理人员处理。</w:t>
+        <w:t>恶意利用规则反复提出共同游玩请求并撤回、故意暂时离开、重复登记、阻碍登记信息调整、隐瞒退出排队状态，或者实施其他扰乱排队秩序行为的，现场相关</w:t>
+      </w:r>
+      <w:r>
+        <w:rPr>
+          <w:rFonts w:eastAsia="宋体"/>
+          <w:sz w:val="24"/>
+          <w:szCs w:val="24"/>
+          <w:lang w:eastAsia="zh-CN"/>
+        </w:rPr>
+        <w:lastRenderedPageBreak/>
+        <w:t>玩家可以要求其重新进入顺序末端；情节严重的，可以请求工作人员、活动主办方或者现场管理人员处理。</w:t>
       </w:r>
     </w:p>
     <w:p>
       <w:pPr>
-        <w:spacing w:after="0"/>
+        <w:spacing w:after="0" w:line="240" w:lineRule="auto"/>
         <w:ind w:firstLineChars="200" w:firstLine="480"/>
         <w:rPr>
           <w:rFonts w:eastAsia="宋体" w:hint="eastAsia"/>
@@ -6601,7 +6427,6 @@
           <w:szCs w:val="24"/>
           <w:lang w:eastAsia="zh-CN"/>
         </w:rPr>
-        <w:lastRenderedPageBreak/>
         <w:t>第九十六</w:t>
       </w:r>
       <w:proofErr w:type="gramStart"/>
@@ -6636,7 +6461,7 @@
     </w:p>
     <w:p>
       <w:pPr>
-        <w:spacing w:before="120" w:after="120"/>
+        <w:spacing w:before="120" w:after="120" w:line="240" w:lineRule="auto"/>
         <w:jc w:val="center"/>
         <w:rPr>
           <w:rFonts w:eastAsia="宋体" w:hint="eastAsia"/>
@@ -6677,7 +6502,7 @@
     </w:p>
     <w:p>
       <w:pPr>
-        <w:spacing w:after="0"/>
+        <w:spacing w:after="0" w:line="240" w:lineRule="auto"/>
         <w:ind w:firstLineChars="200" w:firstLine="480"/>
         <w:rPr>
           <w:rFonts w:eastAsia="宋体" w:hint="eastAsia"/>
@@ -6727,7 +6552,7 @@
     </w:p>
     <w:p>
       <w:pPr>
-        <w:spacing w:after="0"/>
+        <w:spacing w:after="0" w:line="240" w:lineRule="auto"/>
         <w:ind w:firstLineChars="200" w:firstLine="480"/>
         <w:rPr>
           <w:rFonts w:eastAsia="宋体" w:hint="eastAsia"/>
@@ -6813,7 +6638,7 @@
     </w:p>
     <w:p>
       <w:pPr>
-        <w:spacing w:after="0"/>
+        <w:spacing w:after="0" w:line="240" w:lineRule="auto"/>
         <w:ind w:firstLineChars="200" w:firstLine="480"/>
         <w:rPr>
           <w:rFonts w:eastAsia="宋体" w:hint="eastAsia"/>
@@ -6935,7 +6760,7 @@
     </w:p>
     <w:p>
       <w:pPr>
-        <w:spacing w:after="0"/>
+        <w:spacing w:after="0" w:line="240" w:lineRule="auto"/>
         <w:ind w:firstLineChars="200" w:firstLine="480"/>
         <w:rPr>
           <w:rFonts w:eastAsia="宋体" w:hint="eastAsia"/>
@@ -7075,7 +6900,7 @@
     </w:p>
     <w:p>
       <w:pPr>
-        <w:spacing w:after="0"/>
+        <w:spacing w:after="0" w:line="240" w:lineRule="auto"/>
         <w:ind w:firstLineChars="200" w:firstLine="480"/>
         <w:rPr>
           <w:rFonts w:eastAsia="宋体" w:hint="eastAsia"/>
@@ -7125,7 +6950,7 @@
     </w:p>
     <w:p>
       <w:pPr>
-        <w:spacing w:after="0"/>
+        <w:spacing w:after="0" w:line="240" w:lineRule="auto"/>
         <w:ind w:firstLineChars="200" w:firstLine="480"/>
         <w:rPr>
           <w:rFonts w:eastAsia="宋体" w:hint="eastAsia"/>
@@ -7175,7 +7000,7 @@
     </w:p>
     <w:p>
       <w:pPr>
-        <w:spacing w:after="0"/>
+        <w:spacing w:after="0" w:line="240" w:lineRule="auto"/>
         <w:ind w:firstLineChars="200" w:firstLine="480"/>
         <w:rPr>
           <w:rFonts w:eastAsia="宋体" w:hint="eastAsia"/>
@@ -7191,7 +7016,6 @@
           <w:szCs w:val="24"/>
           <w:lang w:eastAsia="zh-CN"/>
         </w:rPr>
-        <w:lastRenderedPageBreak/>
         <w:t>第一百零三</w:t>
       </w:r>
       <w:proofErr w:type="gramStart"/>
@@ -7226,7 +7050,7 @@
     </w:p>
     <w:p>
       <w:pPr>
-        <w:spacing w:after="0"/>
+        <w:spacing w:after="0" w:line="240" w:lineRule="auto"/>
         <w:ind w:firstLineChars="200" w:firstLine="480"/>
         <w:rPr>
           <w:rFonts w:eastAsia="宋体" w:hint="eastAsia"/>
@@ -7276,7 +7100,7 @@
     </w:p>
     <w:p>
       <w:pPr>
-        <w:spacing w:after="0"/>
+        <w:spacing w:after="0" w:line="240" w:lineRule="auto"/>
         <w:ind w:firstLineChars="200" w:firstLine="480"/>
         <w:rPr>
           <w:rFonts w:eastAsia="宋体" w:hint="eastAsia"/>
@@ -7297,7 +7121,7 @@
     </w:p>
     <w:p>
       <w:pPr>
-        <w:spacing w:after="0"/>
+        <w:spacing w:after="0" w:line="240" w:lineRule="auto"/>
         <w:ind w:firstLineChars="200" w:firstLine="480"/>
         <w:rPr>
           <w:rFonts w:eastAsia="宋体" w:hint="eastAsia"/>
@@ -7318,7 +7142,7 @@
     </w:p>
     <w:p>
       <w:pPr>
-        <w:spacing w:after="0"/>
+        <w:spacing w:after="0" w:line="240" w:lineRule="auto"/>
         <w:ind w:firstLineChars="200" w:firstLine="480"/>
         <w:rPr>
           <w:rFonts w:eastAsia="宋体" w:hint="eastAsia"/>
@@ -7339,7 +7163,7 @@
     </w:p>
     <w:p>
       <w:pPr>
-        <w:spacing w:after="0"/>
+        <w:spacing w:after="0" w:line="240" w:lineRule="auto"/>
         <w:ind w:firstLineChars="200" w:firstLine="480"/>
         <w:rPr>
           <w:rFonts w:eastAsia="宋体" w:hint="eastAsia"/>
@@ -7355,12 +7179,13 @@
           <w:szCs w:val="24"/>
           <w:lang w:eastAsia="zh-CN"/>
         </w:rPr>
+        <w:lastRenderedPageBreak/>
         <w:t>（四）是否符合先来后到和不延后他人的基本要求；</w:t>
       </w:r>
     </w:p>
     <w:p>
       <w:pPr>
-        <w:spacing w:after="0"/>
+        <w:spacing w:after="0" w:line="240" w:lineRule="auto"/>
         <w:ind w:firstLineChars="200" w:firstLine="480"/>
         <w:rPr>
           <w:rFonts w:eastAsia="宋体" w:hint="eastAsia"/>
@@ -7381,7 +7206,7 @@
     </w:p>
     <w:p>
       <w:pPr>
-        <w:spacing w:after="0"/>
+        <w:spacing w:after="0" w:line="240" w:lineRule="auto"/>
         <w:ind w:firstLineChars="200" w:firstLine="480"/>
         <w:rPr>
           <w:rFonts w:eastAsia="宋体" w:hint="eastAsia"/>
@@ -7402,7 +7227,7 @@
     </w:p>
     <w:p>
       <w:pPr>
-        <w:spacing w:after="0"/>
+        <w:spacing w:after="0" w:line="240" w:lineRule="auto"/>
         <w:ind w:firstLineChars="200" w:firstLine="480"/>
         <w:rPr>
           <w:rFonts w:eastAsia="宋体" w:hint="eastAsia"/>
@@ -7461,7 +7286,7 @@
     </w:p>
     <w:p>
       <w:pPr>
-        <w:spacing w:after="0"/>
+        <w:spacing w:after="0" w:line="240" w:lineRule="auto"/>
         <w:ind w:firstLineChars="200" w:firstLine="480"/>
         <w:rPr>
           <w:rFonts w:eastAsia="宋体" w:hint="eastAsia"/>
@@ -7511,7 +7336,7 @@
     </w:p>
     <w:p>
       <w:pPr>
-        <w:spacing w:after="0"/>
+        <w:spacing w:after="0" w:line="240" w:lineRule="auto"/>
         <w:ind w:firstLineChars="200" w:firstLine="480"/>
         <w:rPr>
           <w:rFonts w:eastAsia="宋体" w:hint="eastAsia"/>
@@ -7561,6 +7386,7 @@
     </w:p>
     <w:p>
       <w:pPr>
+        <w:spacing w:line="240" w:lineRule="auto"/>
         <w:ind w:firstLineChars="200" w:firstLine="480"/>
         <w:rPr>
           <w:rFonts w:eastAsia="宋体" w:hint="eastAsia"/>
@@ -7581,7 +7407,7 @@
     </w:p>
     <w:p>
       <w:pPr>
-        <w:spacing w:after="280"/>
+        <w:spacing w:after="280" w:line="240" w:lineRule="auto"/>
         <w:ind w:firstLineChars="200" w:firstLine="640"/>
         <w:jc w:val="center"/>
         <w:rPr>
@@ -7602,7 +7428,7 @@
     </w:p>
     <w:p>
       <w:pPr>
-        <w:spacing w:after="0"/>
+        <w:spacing w:after="0" w:line="240" w:lineRule="auto"/>
         <w:ind w:firstLineChars="200" w:firstLine="480"/>
         <w:rPr>
           <w:rFonts w:eastAsia="宋体" w:hint="eastAsia"/>
@@ -7623,7 +7449,7 @@
     </w:p>
     <w:p>
       <w:pPr>
-        <w:spacing w:after="0"/>
+        <w:spacing w:after="0" w:line="240" w:lineRule="auto"/>
         <w:ind w:firstLineChars="200" w:firstLine="480"/>
         <w:rPr>
           <w:rFonts w:eastAsia="宋体" w:hint="eastAsia"/>
@@ -7644,7 +7470,7 @@
     </w:p>
     <w:p>
       <w:pPr>
-        <w:spacing w:after="0"/>
+        <w:spacing w:after="0" w:line="240" w:lineRule="auto"/>
         <w:ind w:firstLineChars="200" w:firstLine="480"/>
         <w:rPr>
           <w:rFonts w:eastAsia="宋体" w:hint="eastAsia"/>
@@ -7665,7 +7491,7 @@
     </w:p>
     <w:p>
       <w:pPr>
-        <w:spacing w:after="0"/>
+        <w:spacing w:after="0" w:line="240" w:lineRule="auto"/>
         <w:ind w:firstLineChars="200" w:firstLine="480"/>
         <w:rPr>
           <w:rFonts w:eastAsia="宋体" w:hint="eastAsia"/>
@@ -7686,7 +7512,7 @@
     </w:p>
     <w:p>
       <w:pPr>
-        <w:spacing w:after="0"/>
+        <w:spacing w:after="0" w:line="240" w:lineRule="auto"/>
         <w:ind w:firstLineChars="200" w:firstLine="480"/>
         <w:rPr>
           <w:rFonts w:eastAsia="宋体" w:hint="eastAsia"/>
@@ -7707,7 +7533,7 @@
     </w:p>
     <w:p>
       <w:pPr>
-        <w:spacing w:after="0"/>
+        <w:spacing w:after="0" w:line="240" w:lineRule="auto"/>
         <w:ind w:firstLineChars="200" w:firstLine="480"/>
         <w:rPr>
           <w:rFonts w:eastAsia="宋体" w:hint="eastAsia"/>
@@ -7728,7 +7554,7 @@
     </w:p>
     <w:p>
       <w:pPr>
-        <w:spacing w:after="0"/>
+        <w:spacing w:after="0" w:line="240" w:lineRule="auto"/>
         <w:ind w:firstLineChars="200" w:firstLine="480"/>
         <w:rPr>
           <w:rFonts w:eastAsia="宋体" w:hint="eastAsia"/>
@@ -7749,7 +7575,7 @@
     </w:p>
     <w:p>
       <w:pPr>
-        <w:spacing w:before="200" w:after="120"/>
+        <w:spacing w:before="200" w:after="120" w:line="240" w:lineRule="auto"/>
         <w:ind w:firstLineChars="200" w:firstLine="480"/>
         <w:rPr>
           <w:rFonts w:eastAsia="宋体" w:hint="eastAsia"/>
@@ -7770,7 +7596,7 @@
     </w:p>
     <w:p>
       <w:pPr>
-        <w:spacing w:after="0"/>
+        <w:spacing w:after="0" w:line="240" w:lineRule="auto"/>
         <w:ind w:firstLineChars="200" w:firstLine="480"/>
         <w:rPr>
           <w:rFonts w:eastAsia="宋体" w:hint="eastAsia"/>
@@ -7791,7 +7617,7 @@
     </w:p>
     <w:p>
       <w:pPr>
-        <w:spacing w:after="0"/>
+        <w:spacing w:after="0" w:line="240" w:lineRule="auto"/>
         <w:ind w:firstLineChars="200" w:firstLine="480"/>
         <w:rPr>
           <w:rFonts w:eastAsia="宋体" w:hint="eastAsia"/>
@@ -7838,7 +7664,7 @@
     </w:p>
     <w:p>
       <w:pPr>
-        <w:spacing w:after="0"/>
+        <w:spacing w:after="0" w:line="240" w:lineRule="auto"/>
         <w:ind w:firstLineChars="200" w:firstLine="480"/>
         <w:rPr>
           <w:rFonts w:eastAsia="宋体" w:hint="eastAsia"/>
@@ -7867,7 +7693,7 @@
     </w:p>
     <w:p>
       <w:pPr>
-        <w:spacing w:after="0"/>
+        <w:spacing w:after="0" w:line="240" w:lineRule="auto"/>
         <w:ind w:firstLineChars="200" w:firstLine="480"/>
         <w:rPr>
           <w:rFonts w:eastAsia="宋体" w:hint="eastAsia"/>
@@ -7970,7 +7796,7 @@
       <w:headerReference w:type="first" r:id="rId12"/>
       <w:footerReference w:type="first" r:id="rId13"/>
       <w:pgSz w:w="11906" w:h="16838"/>
-      <w:pgMar w:top="2098" w:right="1474" w:bottom="1984" w:left="1587" w:header="850" w:footer="1451" w:gutter="0"/>
+      <w:pgMar w:top="1440" w:right="1080" w:bottom="1440" w:left="1080" w:header="850" w:footer="680" w:gutter="0"/>
       <w:cols w:space="720"/>
       <w:docGrid w:type="lines" w:linePitch="435"/>
     </w:sectPr>
